--- a/zht/docx/239.content.docx
+++ b/zht/docx/239.content.docx
@@ -570,354 +570,264 @@
           <w:lang w:val="zh_TW" w:bidi="zh_TW"/>
         </w:rPr>
       </w:r>
-      <w:hyperlink r:id="rId13">
-        <w:r>
-          <w:rPr>
-            <w:lang w:val="zh_TW" w:bidi="zh_TW"/>
-          </w:rPr>
-          <w:rPr>
-            <w:color w:val="0000EE"/>
-            <w:u w:val="single"/>
-          </w:rPr>
-          <w:t>歷代志上9:1–3</w:t>
-        </w:r>
-      </w:hyperlink>
-    </w:p>
-    <w:p>
-      <w:pPr>
-        <w:pStyle w:val="ListBullet"/>
-        <w:spacing w:line="240" w:lineRule="auto"/>
-        <w:ind w:left="720"/>
-      </w:pPr>
-      <w:r>
-        <w:rPr>
-          <w:lang w:val="zh_TW" w:bidi="zh_TW"/>
-        </w:rPr>
-      </w:r>
-      <w:hyperlink r:id="rId14">
-        <w:r>
-          <w:rPr>
-            <w:lang w:val="zh_TW" w:bidi="zh_TW"/>
-          </w:rPr>
-          <w:rPr>
-            <w:color w:val="0000EE"/>
-            <w:u w:val="single"/>
-          </w:rPr>
-          <w:t>約翰壹書1:10</w:t>
-        </w:r>
-      </w:hyperlink>
-    </w:p>
-    <w:p>
-      <w:pPr>
-        <w:pStyle w:val="ListBullet"/>
-        <w:spacing w:line="240" w:lineRule="auto"/>
-        <w:ind w:left="720"/>
-      </w:pPr>
-      <w:r>
-        <w:rPr>
-          <w:lang w:val="zh_TW" w:bidi="zh_TW"/>
-        </w:rPr>
-      </w:r>
-      <w:hyperlink r:id="rId15">
-        <w:r>
-          <w:rPr>
-            <w:lang w:val="zh_TW" w:bidi="zh_TW"/>
-          </w:rPr>
-          <w:rPr>
-            <w:color w:val="0000EE"/>
-            <w:u w:val="single"/>
-          </w:rPr>
-          <w:t>約翰壹書2:2</w:t>
-        </w:r>
-      </w:hyperlink>
-    </w:p>
-    <w:p>
-      <w:pPr>
-        <w:pStyle w:val="ListBullet"/>
-        <w:spacing w:line="240" w:lineRule="auto"/>
-        <w:ind w:left="720"/>
-      </w:pPr>
-      <w:r>
-        <w:rPr>
-          <w:lang w:val="zh_TW" w:bidi="zh_TW"/>
-        </w:rPr>
-      </w:r>
-      <w:hyperlink r:id="rId16">
-        <w:r>
-          <w:rPr>
-            <w:lang w:val="zh_TW" w:bidi="zh_TW"/>
-          </w:rPr>
-          <w:rPr>
-            <w:color w:val="0000EE"/>
-            <w:u w:val="single"/>
-          </w:rPr>
-          <w:t>撒母耳記下7:12–14</w:t>
-        </w:r>
-      </w:hyperlink>
-    </w:p>
-    <w:p>
-      <w:pPr>
-        <w:pStyle w:val="ListBullet"/>
-        <w:spacing w:line="240" w:lineRule="auto"/>
-        <w:ind w:left="720"/>
-      </w:pPr>
-      <w:r>
-        <w:rPr>
-          <w:lang w:val="zh_TW" w:bidi="zh_TW"/>
-        </w:rPr>
-      </w:r>
-      <w:hyperlink r:id="rId17">
-        <w:r>
-          <w:rPr>
-            <w:lang w:val="zh_TW" w:bidi="zh_TW"/>
-          </w:rPr>
-          <w:rPr>
-            <w:color w:val="0000EE"/>
-            <w:u w:val="single"/>
-          </w:rPr>
-          <w:t>使徒行傳3:19</w:t>
-        </w:r>
-      </w:hyperlink>
-    </w:p>
-    <w:p>
-      <w:pPr>
-        <w:pStyle w:val="ListBullet"/>
-        <w:spacing w:line="240" w:lineRule="auto"/>
-        <w:ind w:left="720"/>
-      </w:pPr>
-      <w:r>
-        <w:rPr>
-          <w:lang w:val="zh_TW" w:bidi="zh_TW"/>
-        </w:rPr>
-      </w:r>
-      <w:hyperlink r:id="rId18">
-        <w:r>
-          <w:rPr>
-            <w:lang w:val="zh_TW" w:bidi="zh_TW"/>
-          </w:rPr>
-          <w:rPr>
-            <w:color w:val="0000EE"/>
-            <w:u w:val="single"/>
-          </w:rPr>
-          <w:t>但以理書9:24</w:t>
-        </w:r>
-      </w:hyperlink>
-    </w:p>
-    <w:p>
-      <w:pPr>
-        <w:pStyle w:val="ListBullet"/>
-        <w:spacing w:line="240" w:lineRule="auto"/>
-        <w:ind w:left="720"/>
-      </w:pPr>
-      <w:r>
-        <w:rPr>
-          <w:lang w:val="zh_TW" w:bidi="zh_TW"/>
-        </w:rPr>
-      </w:r>
-      <w:hyperlink r:id="rId19">
-        <w:r>
-          <w:rPr>
-            <w:lang w:val="zh_TW" w:bidi="zh_TW"/>
-          </w:rPr>
-          <w:rPr>
-            <w:color w:val="0000EE"/>
-            <w:u w:val="single"/>
-          </w:rPr>
-          <w:t>創世記4:7</w:t>
-        </w:r>
-      </w:hyperlink>
-    </w:p>
-    <w:p>
-      <w:pPr>
-        <w:pStyle w:val="ListBullet"/>
-        <w:spacing w:line="240" w:lineRule="auto"/>
-        <w:ind w:left="720"/>
-      </w:pPr>
-      <w:r>
-        <w:rPr>
-          <w:lang w:val="zh_TW" w:bidi="zh_TW"/>
-        </w:rPr>
-      </w:r>
-      <w:hyperlink r:id="rId20">
-        <w:r>
-          <w:rPr>
-            <w:lang w:val="zh_TW" w:bidi="zh_TW"/>
-          </w:rPr>
-          <w:rPr>
-            <w:color w:val="0000EE"/>
-            <w:u w:val="single"/>
-          </w:rPr>
-          <w:t>希伯來書12:2</w:t>
-        </w:r>
-      </w:hyperlink>
-    </w:p>
-    <w:p>
-      <w:pPr>
-        <w:pStyle w:val="ListBullet"/>
-        <w:spacing w:line="240" w:lineRule="auto"/>
-        <w:ind w:left="720"/>
-      </w:pPr>
-      <w:r>
-        <w:rPr>
-          <w:lang w:val="zh_TW" w:bidi="zh_TW"/>
-        </w:rPr>
-      </w:r>
-      <w:hyperlink r:id="rId21">
-        <w:r>
-          <w:rPr>
-            <w:lang w:val="zh_TW" w:bidi="zh_TW"/>
-          </w:rPr>
-          <w:rPr>
-            <w:color w:val="0000EE"/>
-            <w:u w:val="single"/>
-          </w:rPr>
-          <w:t>以賽亞書53:11</w:t>
-        </w:r>
-      </w:hyperlink>
-    </w:p>
-    <w:p>
-      <w:pPr>
-        <w:pStyle w:val="ListBullet"/>
-        <w:spacing w:line="240" w:lineRule="auto"/>
-        <w:ind w:left="720"/>
-      </w:pPr>
-      <w:r>
-        <w:rPr>
-          <w:lang w:val="zh_TW" w:bidi="zh_TW"/>
-        </w:rPr>
-      </w:r>
-      <w:hyperlink r:id="rId22">
-        <w:r>
-          <w:rPr>
-            <w:lang w:val="zh_TW" w:bidi="zh_TW"/>
-          </w:rPr>
-          <w:rPr>
-            <w:color w:val="0000EE"/>
-            <w:u w:val="single"/>
-          </w:rPr>
-          <w:t>耶利米書18:23</w:t>
-        </w:r>
-      </w:hyperlink>
-    </w:p>
-    <w:p>
-      <w:pPr>
-        <w:pStyle w:val="ListBullet"/>
-        <w:spacing w:line="240" w:lineRule="auto"/>
-        <w:ind w:left="720"/>
-      </w:pPr>
-      <w:r>
-        <w:rPr>
-          <w:lang w:val="zh_TW" w:bidi="zh_TW"/>
-        </w:rPr>
-      </w:r>
-      <w:hyperlink r:id="rId23">
-        <w:r>
-          <w:rPr>
-            <w:lang w:val="zh_TW" w:bidi="zh_TW"/>
-          </w:rPr>
-          <w:rPr>
-            <w:color w:val="0000EE"/>
-            <w:u w:val="single"/>
-          </w:rPr>
-          <w:t>利未記4:14</w:t>
-        </w:r>
-      </w:hyperlink>
-    </w:p>
-    <w:p>
-      <w:pPr>
-        <w:pStyle w:val="ListBullet"/>
-        <w:spacing w:line="240" w:lineRule="auto"/>
-        <w:ind w:left="720"/>
-      </w:pPr>
-      <w:r>
-        <w:rPr>
-          <w:lang w:val="zh_TW" w:bidi="zh_TW"/>
-        </w:rPr>
-      </w:r>
-      <w:hyperlink r:id="rId24">
-        <w:r>
-          <w:rPr>
-            <w:lang w:val="zh_TW" w:bidi="zh_TW"/>
-          </w:rPr>
-          <w:rPr>
-            <w:color w:val="0000EE"/>
-            <w:u w:val="single"/>
-          </w:rPr>
-          <w:t>路加福音15:18</w:t>
-        </w:r>
-      </w:hyperlink>
-    </w:p>
-    <w:p>
-      <w:pPr>
-        <w:pStyle w:val="ListBullet"/>
-        <w:spacing w:line="240" w:lineRule="auto"/>
-        <w:ind w:left="720"/>
-      </w:pPr>
-      <w:r>
-        <w:rPr>
-          <w:lang w:val="zh_TW" w:bidi="zh_TW"/>
-        </w:rPr>
-      </w:r>
-      <w:hyperlink r:id="rId25">
-        <w:r>
-          <w:rPr>
-            <w:lang w:val="zh_TW" w:bidi="zh_TW"/>
-          </w:rPr>
-          <w:rPr>
-            <w:color w:val="0000EE"/>
-            <w:u w:val="single"/>
-          </w:rPr>
-          <w:t>馬太福音12:31</w:t>
-        </w:r>
-      </w:hyperlink>
-    </w:p>
-    <w:p>
-      <w:pPr>
-        <w:pStyle w:val="ListBullet"/>
-        <w:spacing w:line="240" w:lineRule="auto"/>
-        <w:ind w:left="720"/>
-      </w:pPr>
-      <w:r>
-        <w:rPr>
-          <w:lang w:val="zh_TW" w:bidi="zh_TW"/>
-        </w:rPr>
-      </w:r>
-      <w:hyperlink r:id="rId26">
-        <w:r>
-          <w:rPr>
-            <w:lang w:val="zh_TW" w:bidi="zh_TW"/>
-          </w:rPr>
-          <w:rPr>
-            <w:color w:val="0000EE"/>
-            <w:u w:val="single"/>
-          </w:rPr>
-          <w:t>羅馬書6:23</w:t>
-        </w:r>
-      </w:hyperlink>
-    </w:p>
-    <w:p>
-      <w:pPr>
-        <w:pStyle w:val="ListBullet"/>
-        <w:spacing w:line="240" w:lineRule="auto"/>
-        <w:ind w:left="720"/>
-      </w:pPr>
-      <w:r>
-        <w:rPr>
-          <w:lang w:val="zh_TW" w:bidi="zh_TW"/>
-        </w:rPr>
-      </w:r>
-      <w:hyperlink r:id="rId27">
-        <w:r>
-          <w:rPr>
-            <w:lang w:val="zh_TW" w:bidi="zh_TW"/>
-          </w:rPr>
-          <w:rPr>
-            <w:color w:val="0000EE"/>
-            <w:u w:val="single"/>
-          </w:rPr>
-          <w:t>羅馬書8:4</w:t>
-        </w:r>
-      </w:hyperlink>
+      <w:r>
+        <w:rPr>
+          <w:lang w:val="zh_TW" w:bidi="zh_TW"/>
+        </w:rPr>
+        <w:t>歷代志上9:1–3</w:t>
+      </w:r>
+    </w:p>
+    <w:p>
+      <w:pPr>
+        <w:pStyle w:val="ListBullet"/>
+        <w:spacing w:line="240" w:lineRule="auto"/>
+        <w:ind w:left="720"/>
+      </w:pPr>
+      <w:r>
+        <w:rPr>
+          <w:lang w:val="zh_TW" w:bidi="zh_TW"/>
+        </w:rPr>
+      </w:r>
+      <w:r>
+        <w:rPr>
+          <w:lang w:val="zh_TW" w:bidi="zh_TW"/>
+        </w:rPr>
+        <w:t>約翰壹書1:10</w:t>
+      </w:r>
+    </w:p>
+    <w:p>
+      <w:pPr>
+        <w:pStyle w:val="ListBullet"/>
+        <w:spacing w:line="240" w:lineRule="auto"/>
+        <w:ind w:left="720"/>
+      </w:pPr>
+      <w:r>
+        <w:rPr>
+          <w:lang w:val="zh_TW" w:bidi="zh_TW"/>
+        </w:rPr>
+      </w:r>
+      <w:r>
+        <w:rPr>
+          <w:lang w:val="zh_TW" w:bidi="zh_TW"/>
+        </w:rPr>
+        <w:t>約翰壹書2:2</w:t>
+      </w:r>
+    </w:p>
+    <w:p>
+      <w:pPr>
+        <w:pStyle w:val="ListBullet"/>
+        <w:spacing w:line="240" w:lineRule="auto"/>
+        <w:ind w:left="720"/>
+      </w:pPr>
+      <w:r>
+        <w:rPr>
+          <w:lang w:val="zh_TW" w:bidi="zh_TW"/>
+        </w:rPr>
+      </w:r>
+      <w:r>
+        <w:rPr>
+          <w:lang w:val="zh_TW" w:bidi="zh_TW"/>
+        </w:rPr>
+        <w:t>撒母耳記下7:12–14</w:t>
+      </w:r>
+    </w:p>
+    <w:p>
+      <w:pPr>
+        <w:pStyle w:val="ListBullet"/>
+        <w:spacing w:line="240" w:lineRule="auto"/>
+        <w:ind w:left="720"/>
+      </w:pPr>
+      <w:r>
+        <w:rPr>
+          <w:lang w:val="zh_TW" w:bidi="zh_TW"/>
+        </w:rPr>
+      </w:r>
+      <w:r>
+        <w:rPr>
+          <w:lang w:val="zh_TW" w:bidi="zh_TW"/>
+        </w:rPr>
+        <w:t>使徒行傳3:19</w:t>
+      </w:r>
+    </w:p>
+    <w:p>
+      <w:pPr>
+        <w:pStyle w:val="ListBullet"/>
+        <w:spacing w:line="240" w:lineRule="auto"/>
+        <w:ind w:left="720"/>
+      </w:pPr>
+      <w:r>
+        <w:rPr>
+          <w:lang w:val="zh_TW" w:bidi="zh_TW"/>
+        </w:rPr>
+      </w:r>
+      <w:r>
+        <w:rPr>
+          <w:lang w:val="zh_TW" w:bidi="zh_TW"/>
+        </w:rPr>
+        <w:t>但以理書9:24</w:t>
+      </w:r>
+    </w:p>
+    <w:p>
+      <w:pPr>
+        <w:pStyle w:val="ListBullet"/>
+        <w:spacing w:line="240" w:lineRule="auto"/>
+        <w:ind w:left="720"/>
+      </w:pPr>
+      <w:r>
+        <w:rPr>
+          <w:lang w:val="zh_TW" w:bidi="zh_TW"/>
+        </w:rPr>
+      </w:r>
+      <w:r>
+        <w:rPr>
+          <w:lang w:val="zh_TW" w:bidi="zh_TW"/>
+        </w:rPr>
+        <w:t>創世記4:7</w:t>
+      </w:r>
+    </w:p>
+    <w:p>
+      <w:pPr>
+        <w:pStyle w:val="ListBullet"/>
+        <w:spacing w:line="240" w:lineRule="auto"/>
+        <w:ind w:left="720"/>
+      </w:pPr>
+      <w:r>
+        <w:rPr>
+          <w:lang w:val="zh_TW" w:bidi="zh_TW"/>
+        </w:rPr>
+      </w:r>
+      <w:r>
+        <w:rPr>
+          <w:lang w:val="zh_TW" w:bidi="zh_TW"/>
+        </w:rPr>
+        <w:t>希伯來書12:2</w:t>
+      </w:r>
+    </w:p>
+    <w:p>
+      <w:pPr>
+        <w:pStyle w:val="ListBullet"/>
+        <w:spacing w:line="240" w:lineRule="auto"/>
+        <w:ind w:left="720"/>
+      </w:pPr>
+      <w:r>
+        <w:rPr>
+          <w:lang w:val="zh_TW" w:bidi="zh_TW"/>
+        </w:rPr>
+      </w:r>
+      <w:r>
+        <w:rPr>
+          <w:lang w:val="zh_TW" w:bidi="zh_TW"/>
+        </w:rPr>
+        <w:t>以賽亞書53:11</w:t>
+      </w:r>
+    </w:p>
+    <w:p>
+      <w:pPr>
+        <w:pStyle w:val="ListBullet"/>
+        <w:spacing w:line="240" w:lineRule="auto"/>
+        <w:ind w:left="720"/>
+      </w:pPr>
+      <w:r>
+        <w:rPr>
+          <w:lang w:val="zh_TW" w:bidi="zh_TW"/>
+        </w:rPr>
+      </w:r>
+      <w:r>
+        <w:rPr>
+          <w:lang w:val="zh_TW" w:bidi="zh_TW"/>
+        </w:rPr>
+        <w:t>耶利米書18:23</w:t>
+      </w:r>
+    </w:p>
+    <w:p>
+      <w:pPr>
+        <w:pStyle w:val="ListBullet"/>
+        <w:spacing w:line="240" w:lineRule="auto"/>
+        <w:ind w:left="720"/>
+      </w:pPr>
+      <w:r>
+        <w:rPr>
+          <w:lang w:val="zh_TW" w:bidi="zh_TW"/>
+        </w:rPr>
+      </w:r>
+      <w:r>
+        <w:rPr>
+          <w:lang w:val="zh_TW" w:bidi="zh_TW"/>
+        </w:rPr>
+        <w:t>利未記4:14</w:t>
+      </w:r>
+    </w:p>
+    <w:p>
+      <w:pPr>
+        <w:pStyle w:val="ListBullet"/>
+        <w:spacing w:line="240" w:lineRule="auto"/>
+        <w:ind w:left="720"/>
+      </w:pPr>
+      <w:r>
+        <w:rPr>
+          <w:lang w:val="zh_TW" w:bidi="zh_TW"/>
+        </w:rPr>
+      </w:r>
+      <w:r>
+        <w:rPr>
+          <w:lang w:val="zh_TW" w:bidi="zh_TW"/>
+        </w:rPr>
+        <w:t>路加福音15:18</w:t>
+      </w:r>
+    </w:p>
+    <w:p>
+      <w:pPr>
+        <w:pStyle w:val="ListBullet"/>
+        <w:spacing w:line="240" w:lineRule="auto"/>
+        <w:ind w:left="720"/>
+      </w:pPr>
+      <w:r>
+        <w:rPr>
+          <w:lang w:val="zh_TW" w:bidi="zh_TW"/>
+        </w:rPr>
+      </w:r>
+      <w:r>
+        <w:rPr>
+          <w:lang w:val="zh_TW" w:bidi="zh_TW"/>
+        </w:rPr>
+        <w:t>馬太福音12:31</w:t>
+      </w:r>
+    </w:p>
+    <w:p>
+      <w:pPr>
+        <w:pStyle w:val="ListBullet"/>
+        <w:spacing w:line="240" w:lineRule="auto"/>
+        <w:ind w:left="720"/>
+      </w:pPr>
+      <w:r>
+        <w:rPr>
+          <w:lang w:val="zh_TW" w:bidi="zh_TW"/>
+        </w:rPr>
+      </w:r>
+      <w:r>
+        <w:rPr>
+          <w:lang w:val="zh_TW" w:bidi="zh_TW"/>
+        </w:rPr>
+        <w:t>羅馬書6:23</w:t>
+      </w:r>
+    </w:p>
+    <w:p>
+      <w:pPr>
+        <w:pStyle w:val="ListBullet"/>
+        <w:spacing w:line="240" w:lineRule="auto"/>
+        <w:ind w:left="720"/>
+      </w:pPr>
+      <w:r>
+        <w:rPr>
+          <w:lang w:val="zh_TW" w:bidi="zh_TW"/>
+        </w:rPr>
+      </w:r>
+      <w:r>
+        <w:rPr>
+          <w:lang w:val="zh_TW" w:bidi="zh_TW"/>
+        </w:rPr>
+        <w:t>羅馬書8:4</w:t>
+      </w:r>
     </w:p>
     <w:p>
       <w:pPr>
@@ -1667,198 +1577,144 @@
           <w:lang w:val="zh_TW" w:bidi="zh_TW"/>
         </w:rPr>
       </w:r>
-      <w:hyperlink r:id="rId28">
-        <w:r>
-          <w:rPr>
-            <w:lang w:val="zh_TW" w:bidi="zh_TW"/>
-          </w:rPr>
-          <w:rPr>
-            <w:color w:val="0000EE"/>
-            <w:u w:val="single"/>
-          </w:rPr>
-          <w:t>但以理書9:13節</w:t>
-        </w:r>
-      </w:hyperlink>
-    </w:p>
-    <w:p>
-      <w:pPr>
-        <w:pStyle w:val="ListBullet"/>
-        <w:spacing w:line="240" w:lineRule="auto"/>
-        <w:ind w:left="720"/>
-      </w:pPr>
-      <w:r>
-        <w:rPr>
-          <w:lang w:val="zh_TW" w:bidi="zh_TW"/>
-        </w:rPr>
-      </w:r>
-      <w:hyperlink r:id="rId29">
-        <w:r>
-          <w:rPr>
-            <w:lang w:val="zh_TW" w:bidi="zh_TW"/>
-          </w:rPr>
-          <w:rPr>
-            <w:color w:val="0000EE"/>
-            <w:u w:val="single"/>
-          </w:rPr>
-          <w:t>出埃及記34:5–7</w:t>
-        </w:r>
-      </w:hyperlink>
-    </w:p>
-    <w:p>
-      <w:pPr>
-        <w:pStyle w:val="ListBullet"/>
-        <w:spacing w:line="240" w:lineRule="auto"/>
-        <w:ind w:left="720"/>
-      </w:pPr>
-      <w:r>
-        <w:rPr>
-          <w:lang w:val="zh_TW" w:bidi="zh_TW"/>
-        </w:rPr>
-      </w:r>
-      <w:hyperlink r:id="rId30">
-        <w:r>
-          <w:rPr>
-            <w:lang w:val="zh_TW" w:bidi="zh_TW"/>
-          </w:rPr>
-          <w:rPr>
-            <w:color w:val="0000EE"/>
-            <w:u w:val="single"/>
-          </w:rPr>
-          <w:t>創世記15:14–16</w:t>
-        </w:r>
-      </w:hyperlink>
-    </w:p>
-    <w:p>
-      <w:pPr>
-        <w:pStyle w:val="ListBullet"/>
-        <w:spacing w:line="240" w:lineRule="auto"/>
-        <w:ind w:left="720"/>
-      </w:pPr>
-      <w:r>
-        <w:rPr>
-          <w:lang w:val="zh_TW" w:bidi="zh_TW"/>
-        </w:rPr>
-      </w:r>
-      <w:hyperlink r:id="rId30">
-        <w:r>
-          <w:rPr>
-            <w:lang w:val="zh_TW" w:bidi="zh_TW"/>
-          </w:rPr>
-          <w:rPr>
-            <w:color w:val="0000EE"/>
-            <w:u w:val="single"/>
-          </w:rPr>
-          <w:t>創世記</w:t>
-        </w:r>
-      </w:hyperlink>
-      <w:hyperlink r:id="rId31">
-        <w:r>
-          <w:rPr>
-            <w:lang w:val="zh_TW" w:bidi="zh_TW"/>
-          </w:rPr>
-          <w:rPr>
-            <w:color w:val="0000EE"/>
-            <w:u w:val="single"/>
-          </w:rPr>
-          <w:t>44:16</w:t>
-        </w:r>
-      </w:hyperlink>
-    </w:p>
-    <w:p>
-      <w:pPr>
-        <w:pStyle w:val="ListBullet"/>
-        <w:spacing w:line="240" w:lineRule="auto"/>
-        <w:ind w:left="720"/>
-      </w:pPr>
-      <w:r>
-        <w:rPr>
-          <w:lang w:val="zh_TW" w:bidi="zh_TW"/>
-        </w:rPr>
-      </w:r>
-      <w:hyperlink r:id="rId32">
-        <w:r>
-          <w:rPr>
-            <w:lang w:val="zh_TW" w:bidi="zh_TW"/>
-          </w:rPr>
-          <w:rPr>
-            <w:color w:val="0000EE"/>
-            <w:u w:val="single"/>
-          </w:rPr>
-          <w:t>哈巴谷書2:12</w:t>
-        </w:r>
-      </w:hyperlink>
-    </w:p>
-    <w:p>
-      <w:pPr>
-        <w:pStyle w:val="ListBullet"/>
-        <w:spacing w:line="240" w:lineRule="auto"/>
-        <w:ind w:left="720"/>
-      </w:pPr>
-      <w:r>
-        <w:rPr>
-          <w:lang w:val="zh_TW" w:bidi="zh_TW"/>
-        </w:rPr>
-      </w:r>
-      <w:hyperlink r:id="rId33">
-        <w:r>
-          <w:rPr>
-            <w:lang w:val="zh_TW" w:bidi="zh_TW"/>
-          </w:rPr>
-          <w:rPr>
-            <w:color w:val="0000EE"/>
-            <w:u w:val="single"/>
-          </w:rPr>
-          <w:t>馬太福音13:41</w:t>
-        </w:r>
-      </w:hyperlink>
-    </w:p>
-    <w:p>
-      <w:pPr>
-        <w:pStyle w:val="ListBullet"/>
-        <w:spacing w:line="240" w:lineRule="auto"/>
-        <w:ind w:left="720"/>
-      </w:pPr>
-      <w:r>
-        <w:rPr>
-          <w:lang w:val="zh_TW" w:bidi="zh_TW"/>
-        </w:rPr>
-      </w:r>
-      <w:hyperlink r:id="rId34">
-        <w:r>
-          <w:rPr>
-            <w:lang w:val="zh_TW" w:bidi="zh_TW"/>
-          </w:rPr>
-          <w:rPr>
-            <w:color w:val="0000EE"/>
-            <w:u w:val="single"/>
-          </w:rPr>
-          <w:t>馬太福音23:27–28</w:t>
-        </w:r>
-      </w:hyperlink>
-    </w:p>
-    <w:p>
-      <w:pPr>
-        <w:pStyle w:val="ListBullet"/>
-        <w:spacing w:line="240" w:lineRule="auto"/>
-        <w:ind w:left="720"/>
-      </w:pPr>
-      <w:r>
-        <w:rPr>
-          <w:lang w:val="zh_TW" w:bidi="zh_TW"/>
-        </w:rPr>
-      </w:r>
-      <w:hyperlink r:id="rId35">
-        <w:r>
-          <w:rPr>
-            <w:lang w:val="zh_TW" w:bidi="zh_TW"/>
-          </w:rPr>
-          <w:rPr>
-            <w:color w:val="0000EE"/>
-            <w:u w:val="single"/>
-          </w:rPr>
-          <w:t>彌迦書3:10</w:t>
-        </w:r>
-      </w:hyperlink>
+      <w:r>
+        <w:rPr>
+          <w:lang w:val="zh_TW" w:bidi="zh_TW"/>
+        </w:rPr>
+        <w:t>但以理書9:13節</w:t>
+      </w:r>
+    </w:p>
+    <w:p>
+      <w:pPr>
+        <w:pStyle w:val="ListBullet"/>
+        <w:spacing w:line="240" w:lineRule="auto"/>
+        <w:ind w:left="720"/>
+      </w:pPr>
+      <w:r>
+        <w:rPr>
+          <w:lang w:val="zh_TW" w:bidi="zh_TW"/>
+        </w:rPr>
+      </w:r>
+      <w:r>
+        <w:rPr>
+          <w:lang w:val="zh_TW" w:bidi="zh_TW"/>
+        </w:rPr>
+        <w:t>出埃及記34:5–7</w:t>
+      </w:r>
+    </w:p>
+    <w:p>
+      <w:pPr>
+        <w:pStyle w:val="ListBullet"/>
+        <w:spacing w:line="240" w:lineRule="auto"/>
+        <w:ind w:left="720"/>
+      </w:pPr>
+      <w:r>
+        <w:rPr>
+          <w:lang w:val="zh_TW" w:bidi="zh_TW"/>
+        </w:rPr>
+      </w:r>
+      <w:r>
+        <w:rPr>
+          <w:lang w:val="zh_TW" w:bidi="zh_TW"/>
+        </w:rPr>
+        <w:t>創世記15:14–16</w:t>
+      </w:r>
+    </w:p>
+    <w:p>
+      <w:pPr>
+        <w:pStyle w:val="ListBullet"/>
+        <w:spacing w:line="240" w:lineRule="auto"/>
+        <w:ind w:left="720"/>
+      </w:pPr>
+      <w:r>
+        <w:rPr>
+          <w:lang w:val="zh_TW" w:bidi="zh_TW"/>
+        </w:rPr>
+      </w:r>
+      <w:r>
+        <w:rPr>
+          <w:lang w:val="zh_TW" w:bidi="zh_TW"/>
+        </w:rPr>
+        <w:t>創世記</w:t>
+      </w:r>
+      <w:r>
+        <w:rPr>
+          <w:lang w:val="zh_TW" w:bidi="zh_TW"/>
+        </w:rPr>
+        <w:t>44:16</w:t>
+      </w:r>
+    </w:p>
+    <w:p>
+      <w:pPr>
+        <w:pStyle w:val="ListBullet"/>
+        <w:spacing w:line="240" w:lineRule="auto"/>
+        <w:ind w:left="720"/>
+      </w:pPr>
+      <w:r>
+        <w:rPr>
+          <w:lang w:val="zh_TW" w:bidi="zh_TW"/>
+        </w:rPr>
+      </w:r>
+      <w:r>
+        <w:rPr>
+          <w:lang w:val="zh_TW" w:bidi="zh_TW"/>
+        </w:rPr>
+        <w:t>哈巴谷書2:12</w:t>
+      </w:r>
+    </w:p>
+    <w:p>
+      <w:pPr>
+        <w:pStyle w:val="ListBullet"/>
+        <w:spacing w:line="240" w:lineRule="auto"/>
+        <w:ind w:left="720"/>
+      </w:pPr>
+      <w:r>
+        <w:rPr>
+          <w:lang w:val="zh_TW" w:bidi="zh_TW"/>
+        </w:rPr>
+      </w:r>
+      <w:r>
+        <w:rPr>
+          <w:lang w:val="zh_TW" w:bidi="zh_TW"/>
+        </w:rPr>
+        <w:t>馬太福音13:41</w:t>
+      </w:r>
+    </w:p>
+    <w:p>
+      <w:pPr>
+        <w:pStyle w:val="ListBullet"/>
+        <w:spacing w:line="240" w:lineRule="auto"/>
+        <w:ind w:left="720"/>
+      </w:pPr>
+      <w:r>
+        <w:rPr>
+          <w:lang w:val="zh_TW" w:bidi="zh_TW"/>
+        </w:rPr>
+      </w:r>
+      <w:r>
+        <w:rPr>
+          <w:lang w:val="zh_TW" w:bidi="zh_TW"/>
+        </w:rPr>
+        <w:t>馬太福音23:27–28</w:t>
+      </w:r>
+    </w:p>
+    <w:p>
+      <w:pPr>
+        <w:pStyle w:val="ListBullet"/>
+        <w:spacing w:line="240" w:lineRule="auto"/>
+        <w:ind w:left="720"/>
+      </w:pPr>
+      <w:r>
+        <w:rPr>
+          <w:lang w:val="zh_TW" w:bidi="zh_TW"/>
+        </w:rPr>
+      </w:r>
+      <w:r>
+        <w:rPr>
+          <w:lang w:val="zh_TW" w:bidi="zh_TW"/>
+        </w:rPr>
+        <w:t>彌迦書3:10</w:t>
+      </w:r>
     </w:p>
     <w:p>
       <w:pPr>
@@ -2115,114 +1971,84 @@
           <w:lang w:val="zh_TW" w:bidi="zh_TW"/>
         </w:rPr>
       </w:r>
-      <w:hyperlink r:id="rId36">
-        <w:r>
-          <w:rPr>
-            <w:lang w:val="zh_TW" w:bidi="zh_TW"/>
-          </w:rPr>
-          <w:rPr>
-            <w:color w:val="0000EE"/>
-            <w:u w:val="single"/>
-          </w:rPr>
-          <w:t>出埃及記28:36–38</w:t>
-        </w:r>
-      </w:hyperlink>
-    </w:p>
-    <w:p>
-      <w:pPr>
-        <w:pStyle w:val="ListBullet"/>
-        <w:spacing w:line="240" w:lineRule="auto"/>
-        <w:ind w:left="720"/>
-      </w:pPr>
-      <w:r>
-        <w:rPr>
-          <w:lang w:val="zh_TW" w:bidi="zh_TW"/>
-        </w:rPr>
-      </w:r>
-      <w:hyperlink r:id="rId37">
-        <w:r>
-          <w:rPr>
-            <w:lang w:val="zh_TW" w:bidi="zh_TW"/>
-          </w:rPr>
-          <w:rPr>
-            <w:color w:val="0000EE"/>
-            <w:u w:val="single"/>
-          </w:rPr>
-          <w:t>以賽亞書6:7</w:t>
-        </w:r>
-      </w:hyperlink>
-    </w:p>
-    <w:p>
-      <w:pPr>
-        <w:pStyle w:val="ListBullet"/>
-        <w:spacing w:line="240" w:lineRule="auto"/>
-        <w:ind w:left="720"/>
-      </w:pPr>
-      <w:r>
-        <w:rPr>
-          <w:lang w:val="zh_TW" w:bidi="zh_TW"/>
-        </w:rPr>
-      </w:r>
-      <w:hyperlink r:id="rId38">
-        <w:r>
-          <w:rPr>
-            <w:lang w:val="zh_TW" w:bidi="zh_TW"/>
-          </w:rPr>
-          <w:rPr>
-            <w:color w:val="0000EE"/>
-            <w:u w:val="single"/>
-          </w:rPr>
-          <w:t>雅各書2:10–11</w:t>
-        </w:r>
-      </w:hyperlink>
-    </w:p>
-    <w:p>
-      <w:pPr>
-        <w:pStyle w:val="ListBullet"/>
-        <w:spacing w:line="240" w:lineRule="auto"/>
-        <w:ind w:left="720"/>
-      </w:pPr>
-      <w:r>
-        <w:rPr>
-          <w:lang w:val="zh_TW" w:bidi="zh_TW"/>
-        </w:rPr>
-      </w:r>
-      <w:hyperlink r:id="rId39">
-        <w:r>
-          <w:rPr>
-            <w:lang w:val="zh_TW" w:bidi="zh_TW"/>
-          </w:rPr>
-          <w:rPr>
-            <w:color w:val="0000EE"/>
-            <w:u w:val="single"/>
-          </w:rPr>
-          <w:t>約翰福音19:4</w:t>
-        </w:r>
-      </w:hyperlink>
-    </w:p>
-    <w:p>
-      <w:pPr>
-        <w:pStyle w:val="ListBullet"/>
-        <w:spacing w:line="240" w:lineRule="auto"/>
-        <w:ind w:left="720"/>
-      </w:pPr>
-      <w:r>
-        <w:rPr>
-          <w:lang w:val="zh_TW" w:bidi="zh_TW"/>
-        </w:rPr>
-      </w:r>
-      <w:hyperlink r:id="rId40">
-        <w:r>
-          <w:rPr>
-            <w:lang w:val="zh_TW" w:bidi="zh_TW"/>
-          </w:rPr>
-          <w:rPr>
-            <w:color w:val="0000EE"/>
-            <w:u w:val="single"/>
-          </w:rPr>
-          <w:t>約拿書1:14</w:t>
-        </w:r>
-      </w:hyperlink>
+      <w:r>
+        <w:rPr>
+          <w:lang w:val="zh_TW" w:bidi="zh_TW"/>
+        </w:rPr>
+        <w:t>出埃及記28:36–38</w:t>
+      </w:r>
+    </w:p>
+    <w:p>
+      <w:pPr>
+        <w:pStyle w:val="ListBullet"/>
+        <w:spacing w:line="240" w:lineRule="auto"/>
+        <w:ind w:left="720"/>
+      </w:pPr>
+      <w:r>
+        <w:rPr>
+          <w:lang w:val="zh_TW" w:bidi="zh_TW"/>
+        </w:rPr>
+      </w:r>
+      <w:r>
+        <w:rPr>
+          <w:lang w:val="zh_TW" w:bidi="zh_TW"/>
+        </w:rPr>
+        <w:t>以賽亞書6:7</w:t>
+      </w:r>
+    </w:p>
+    <w:p>
+      <w:pPr>
+        <w:pStyle w:val="ListBullet"/>
+        <w:spacing w:line="240" w:lineRule="auto"/>
+        <w:ind w:left="720"/>
+      </w:pPr>
+      <w:r>
+        <w:rPr>
+          <w:lang w:val="zh_TW" w:bidi="zh_TW"/>
+        </w:rPr>
+      </w:r>
+      <w:r>
+        <w:rPr>
+          <w:lang w:val="zh_TW" w:bidi="zh_TW"/>
+        </w:rPr>
+        <w:t>雅各書2:10–11</w:t>
+      </w:r>
+    </w:p>
+    <w:p>
+      <w:pPr>
+        <w:pStyle w:val="ListBullet"/>
+        <w:spacing w:line="240" w:lineRule="auto"/>
+        <w:ind w:left="720"/>
+      </w:pPr>
+      <w:r>
+        <w:rPr>
+          <w:lang w:val="zh_TW" w:bidi="zh_TW"/>
+        </w:rPr>
+      </w:r>
+      <w:r>
+        <w:rPr>
+          <w:lang w:val="zh_TW" w:bidi="zh_TW"/>
+        </w:rPr>
+        <w:t>約翰福音19:4</w:t>
+      </w:r>
+    </w:p>
+    <w:p>
+      <w:pPr>
+        <w:pStyle w:val="ListBullet"/>
+        <w:spacing w:line="240" w:lineRule="auto"/>
+        <w:ind w:left="720"/>
+      </w:pPr>
+      <w:r>
+        <w:rPr>
+          <w:lang w:val="zh_TW" w:bidi="zh_TW"/>
+        </w:rPr>
+      </w:r>
+      <w:r>
+        <w:rPr>
+          <w:lang w:val="zh_TW" w:bidi="zh_TW"/>
+        </w:rPr>
+        <w:t>約拿書1:14</w:t>
+      </w:r>
     </w:p>
     <w:p>
       <w:pPr>
@@ -2663,138 +2489,102 @@
           <w:lang w:val="zh_TW" w:bidi="zh_TW"/>
         </w:rPr>
       </w:r>
-      <w:hyperlink r:id="rId41">
-        <w:r>
-          <w:rPr>
-            <w:lang w:val="zh_TW" w:bidi="zh_TW"/>
-          </w:rPr>
-          <w:rPr>
-            <w:color w:val="0000EE"/>
-            <w:u w:val="single"/>
-          </w:rPr>
-          <w:t>哥林多前書5:11–13</w:t>
-        </w:r>
-      </w:hyperlink>
-    </w:p>
-    <w:p>
-      <w:pPr>
-        <w:pStyle w:val="ListBullet"/>
-        <w:spacing w:line="240" w:lineRule="auto"/>
-        <w:ind w:left="720"/>
-      </w:pPr>
-      <w:r>
-        <w:rPr>
-          <w:lang w:val="zh_TW" w:bidi="zh_TW"/>
-        </w:rPr>
-      </w:r>
-      <w:hyperlink r:id="rId42">
-        <w:r>
-          <w:rPr>
-            <w:lang w:val="zh_TW" w:bidi="zh_TW"/>
-          </w:rPr>
-          <w:rPr>
-            <w:color w:val="0000EE"/>
-            <w:u w:val="single"/>
-          </w:rPr>
-          <w:t>撒母耳記上25:36</w:t>
-        </w:r>
-      </w:hyperlink>
-    </w:p>
-    <w:p>
-      <w:pPr>
-        <w:pStyle w:val="ListBullet"/>
-        <w:spacing w:line="240" w:lineRule="auto"/>
-        <w:ind w:left="720"/>
-      </w:pPr>
-      <w:r>
-        <w:rPr>
-          <w:lang w:val="zh_TW" w:bidi="zh_TW"/>
-        </w:rPr>
-      </w:r>
-      <w:hyperlink r:id="rId43">
-        <w:r>
-          <w:rPr>
-            <w:lang w:val="zh_TW" w:bidi="zh_TW"/>
-          </w:rPr>
-          <w:rPr>
-            <w:color w:val="0000EE"/>
-            <w:u w:val="single"/>
-          </w:rPr>
-          <w:t>耶利米書13:13</w:t>
-        </w:r>
-      </w:hyperlink>
-    </w:p>
-    <w:p>
-      <w:pPr>
-        <w:pStyle w:val="ListBullet"/>
-        <w:spacing w:line="240" w:lineRule="auto"/>
-        <w:ind w:left="720"/>
-      </w:pPr>
-      <w:r>
-        <w:rPr>
-          <w:lang w:val="zh_TW" w:bidi="zh_TW"/>
-        </w:rPr>
-      </w:r>
-      <w:hyperlink r:id="rId44">
-        <w:r>
-          <w:rPr>
-            <w:lang w:val="zh_TW" w:bidi="zh_TW"/>
-          </w:rPr>
-          <w:rPr>
-            <w:color w:val="0000EE"/>
-            <w:u w:val="single"/>
-          </w:rPr>
-          <w:t>路加福音7:34</w:t>
-        </w:r>
-      </w:hyperlink>
-    </w:p>
-    <w:p>
-      <w:pPr>
-        <w:pStyle w:val="ListBullet"/>
-        <w:spacing w:line="240" w:lineRule="auto"/>
-        <w:ind w:left="720"/>
-      </w:pPr>
-      <w:r>
-        <w:rPr>
-          <w:lang w:val="zh_TW" w:bidi="zh_TW"/>
-        </w:rPr>
-      </w:r>
-      <w:hyperlink r:id="rId45">
-        <w:r>
-          <w:rPr>
-            <w:lang w:val="zh_TW" w:bidi="zh_TW"/>
-          </w:rPr>
-          <w:rPr>
-            <w:color w:val="0000EE"/>
-            <w:u w:val="single"/>
-          </w:rPr>
-          <w:t>路加福音21:34</w:t>
-        </w:r>
-      </w:hyperlink>
-    </w:p>
-    <w:p>
-      <w:pPr>
-        <w:pStyle w:val="ListBullet"/>
-        <w:spacing w:line="240" w:lineRule="auto"/>
-        <w:ind w:left="720"/>
-      </w:pPr>
-      <w:r>
-        <w:rPr>
-          <w:lang w:val="zh_TW" w:bidi="zh_TW"/>
-        </w:rPr>
-      </w:r>
-      <w:hyperlink r:id="rId46">
-        <w:r>
-          <w:rPr>
-            <w:lang w:val="zh_TW" w:bidi="zh_TW"/>
-          </w:rPr>
-          <w:rPr>
-            <w:color w:val="0000EE"/>
-            <w:u w:val="single"/>
-          </w:rPr>
-          <w:t>箴言23:19–21</w:t>
-        </w:r>
-      </w:hyperlink>
+      <w:r>
+        <w:rPr>
+          <w:lang w:val="zh_TW" w:bidi="zh_TW"/>
+        </w:rPr>
+        <w:t>哥林多前書5:11–13</w:t>
+      </w:r>
+    </w:p>
+    <w:p>
+      <w:pPr>
+        <w:pStyle w:val="ListBullet"/>
+        <w:spacing w:line="240" w:lineRule="auto"/>
+        <w:ind w:left="720"/>
+      </w:pPr>
+      <w:r>
+        <w:rPr>
+          <w:lang w:val="zh_TW" w:bidi="zh_TW"/>
+        </w:rPr>
+      </w:r>
+      <w:r>
+        <w:rPr>
+          <w:lang w:val="zh_TW" w:bidi="zh_TW"/>
+        </w:rPr>
+        <w:t>撒母耳記上25:36</w:t>
+      </w:r>
+    </w:p>
+    <w:p>
+      <w:pPr>
+        <w:pStyle w:val="ListBullet"/>
+        <w:spacing w:line="240" w:lineRule="auto"/>
+        <w:ind w:left="720"/>
+      </w:pPr>
+      <w:r>
+        <w:rPr>
+          <w:lang w:val="zh_TW" w:bidi="zh_TW"/>
+        </w:rPr>
+      </w:r>
+      <w:r>
+        <w:rPr>
+          <w:lang w:val="zh_TW" w:bidi="zh_TW"/>
+        </w:rPr>
+        <w:t>耶利米書13:13</w:t>
+      </w:r>
+    </w:p>
+    <w:p>
+      <w:pPr>
+        <w:pStyle w:val="ListBullet"/>
+        <w:spacing w:line="240" w:lineRule="auto"/>
+        <w:ind w:left="720"/>
+      </w:pPr>
+      <w:r>
+        <w:rPr>
+          <w:lang w:val="zh_TW" w:bidi="zh_TW"/>
+        </w:rPr>
+      </w:r>
+      <w:r>
+        <w:rPr>
+          <w:lang w:val="zh_TW" w:bidi="zh_TW"/>
+        </w:rPr>
+        <w:t>路加福音7:34</w:t>
+      </w:r>
+    </w:p>
+    <w:p>
+      <w:pPr>
+        <w:pStyle w:val="ListBullet"/>
+        <w:spacing w:line="240" w:lineRule="auto"/>
+        <w:ind w:left="720"/>
+      </w:pPr>
+      <w:r>
+        <w:rPr>
+          <w:lang w:val="zh_TW" w:bidi="zh_TW"/>
+        </w:rPr>
+      </w:r>
+      <w:r>
+        <w:rPr>
+          <w:lang w:val="zh_TW" w:bidi="zh_TW"/>
+        </w:rPr>
+        <w:t>路加福音21:34</w:t>
+      </w:r>
+    </w:p>
+    <w:p>
+      <w:pPr>
+        <w:pStyle w:val="ListBullet"/>
+        <w:spacing w:line="240" w:lineRule="auto"/>
+        <w:ind w:left="720"/>
+      </w:pPr>
+      <w:r>
+        <w:rPr>
+          <w:lang w:val="zh_TW" w:bidi="zh_TW"/>
+        </w:rPr>
+      </w:r>
+      <w:r>
+        <w:rPr>
+          <w:lang w:val="zh_TW" w:bidi="zh_TW"/>
+        </w:rPr>
+        <w:t>箴言23:19–21</w:t>
+      </w:r>
     </w:p>
     <w:p>
       <w:pPr>

--- a/zht/docx/239.content.docx
+++ b/zht/docx/239.content.docx
@@ -497,1050 +497,1014 @@
         <w:rPr>
           <w:lang w:val="zh_TW" w:bidi="zh_TW"/>
         </w:rPr>
+        <w:t>（另見：違背、</w:t>
+      </w:r>
+      <w:r>
+        <w:rPr>
+          <w:lang w:val="zh_TW" w:bidi="zh_TW"/>
+        </w:rPr>
+        <w:t>邪惡</w:t>
+      </w:r>
+      <w:r>
+        <w:rPr>
+          <w:lang w:val="zh_TW" w:bidi="zh_TW"/>
+        </w:rPr>
+        <w:t>、肉體、</w:t>
+      </w:r>
+      <w:r>
+        <w:rPr>
+          <w:lang w:val="zh_TW" w:bidi="zh_TW"/>
+        </w:rPr>
+        <w:t>稅吏</w:t>
+      </w:r>
+      <w:r>
+        <w:rPr>
+          <w:lang w:val="zh_TW" w:bidi="zh_TW"/>
+        </w:rPr>
+        <w:t>）</w:t>
+      </w:r>
+    </w:p>
+    <w:p>
+      <w:pPr>
+        <w:pStyle w:val="Heading3"/>
+      </w:pPr>
+      <w:r>
+        <w:rPr>
+          <w:lang w:val="zh_TW" w:bidi="zh_TW"/>
+        </w:rPr>
+        <w:t>參考經文：</w:t>
+      </w:r>
+    </w:p>
+    <w:p>
+      <w:pPr>
+        <w:pStyle w:val="ListBullet"/>
+        <w:spacing w:line="240" w:lineRule="auto"/>
+        <w:ind w:left="720"/>
+      </w:pPr>
+      <w:r>
+        <w:rPr>
+          <w:lang w:val="zh_TW" w:bidi="zh_TW"/>
+        </w:rPr>
+      </w:r>
+      <w:r>
+        <w:rPr>
+          <w:lang w:val="zh_TW" w:bidi="zh_TW"/>
+        </w:rPr>
+        <w:t>歷代志上9:1–3</w:t>
+      </w:r>
+    </w:p>
+    <w:p>
+      <w:pPr>
+        <w:pStyle w:val="ListBullet"/>
+        <w:spacing w:line="240" w:lineRule="auto"/>
+        <w:ind w:left="720"/>
+      </w:pPr>
+      <w:r>
+        <w:rPr>
+          <w:lang w:val="zh_TW" w:bidi="zh_TW"/>
+        </w:rPr>
+      </w:r>
+      <w:r>
+        <w:rPr>
+          <w:lang w:val="zh_TW" w:bidi="zh_TW"/>
+        </w:rPr>
+        <w:t>約翰壹書1:10</w:t>
+      </w:r>
+    </w:p>
+    <w:p>
+      <w:pPr>
+        <w:pStyle w:val="ListBullet"/>
+        <w:spacing w:line="240" w:lineRule="auto"/>
+        <w:ind w:left="720"/>
+      </w:pPr>
+      <w:r>
+        <w:rPr>
+          <w:lang w:val="zh_TW" w:bidi="zh_TW"/>
+        </w:rPr>
+      </w:r>
+      <w:r>
+        <w:rPr>
+          <w:lang w:val="zh_TW" w:bidi="zh_TW"/>
+        </w:rPr>
+        <w:t>約翰壹書2:2</w:t>
+      </w:r>
+    </w:p>
+    <w:p>
+      <w:pPr>
+        <w:pStyle w:val="ListBullet"/>
+        <w:spacing w:line="240" w:lineRule="auto"/>
+        <w:ind w:left="720"/>
+      </w:pPr>
+      <w:r>
+        <w:rPr>
+          <w:lang w:val="zh_TW" w:bidi="zh_TW"/>
+        </w:rPr>
+      </w:r>
+      <w:r>
+        <w:rPr>
+          <w:lang w:val="zh_TW" w:bidi="zh_TW"/>
+        </w:rPr>
+        <w:t>撒母耳記下7:12–14</w:t>
+      </w:r>
+    </w:p>
+    <w:p>
+      <w:pPr>
+        <w:pStyle w:val="ListBullet"/>
+        <w:spacing w:line="240" w:lineRule="auto"/>
+        <w:ind w:left="720"/>
+      </w:pPr>
+      <w:r>
+        <w:rPr>
+          <w:lang w:val="zh_TW" w:bidi="zh_TW"/>
+        </w:rPr>
+      </w:r>
+      <w:r>
+        <w:rPr>
+          <w:lang w:val="zh_TW" w:bidi="zh_TW"/>
+        </w:rPr>
+        <w:t>使徒行傳3:19</w:t>
+      </w:r>
+    </w:p>
+    <w:p>
+      <w:pPr>
+        <w:pStyle w:val="ListBullet"/>
+        <w:spacing w:line="240" w:lineRule="auto"/>
+        <w:ind w:left="720"/>
+      </w:pPr>
+      <w:r>
+        <w:rPr>
+          <w:lang w:val="zh_TW" w:bidi="zh_TW"/>
+        </w:rPr>
+      </w:r>
+      <w:r>
+        <w:rPr>
+          <w:lang w:val="zh_TW" w:bidi="zh_TW"/>
+        </w:rPr>
+        <w:t>但以理書9:24</w:t>
+      </w:r>
+    </w:p>
+    <w:p>
+      <w:pPr>
+        <w:pStyle w:val="ListBullet"/>
+        <w:spacing w:line="240" w:lineRule="auto"/>
+        <w:ind w:left="720"/>
+      </w:pPr>
+      <w:r>
+        <w:rPr>
+          <w:lang w:val="zh_TW" w:bidi="zh_TW"/>
+        </w:rPr>
+      </w:r>
+      <w:r>
+        <w:rPr>
+          <w:lang w:val="zh_TW" w:bidi="zh_TW"/>
+        </w:rPr>
+        <w:t>創世記4:7</w:t>
+      </w:r>
+    </w:p>
+    <w:p>
+      <w:pPr>
+        <w:pStyle w:val="ListBullet"/>
+        <w:spacing w:line="240" w:lineRule="auto"/>
+        <w:ind w:left="720"/>
+      </w:pPr>
+      <w:r>
+        <w:rPr>
+          <w:lang w:val="zh_TW" w:bidi="zh_TW"/>
+        </w:rPr>
+      </w:r>
+      <w:r>
+        <w:rPr>
+          <w:lang w:val="zh_TW" w:bidi="zh_TW"/>
+        </w:rPr>
+        <w:t>希伯來書12:2</w:t>
+      </w:r>
+    </w:p>
+    <w:p>
+      <w:pPr>
+        <w:pStyle w:val="ListBullet"/>
+        <w:spacing w:line="240" w:lineRule="auto"/>
+        <w:ind w:left="720"/>
+      </w:pPr>
+      <w:r>
+        <w:rPr>
+          <w:lang w:val="zh_TW" w:bidi="zh_TW"/>
+        </w:rPr>
+      </w:r>
+      <w:r>
+        <w:rPr>
+          <w:lang w:val="zh_TW" w:bidi="zh_TW"/>
+        </w:rPr>
+        <w:t>以賽亞書53:11</w:t>
+      </w:r>
+    </w:p>
+    <w:p>
+      <w:pPr>
+        <w:pStyle w:val="ListBullet"/>
+        <w:spacing w:line="240" w:lineRule="auto"/>
+        <w:ind w:left="720"/>
+      </w:pPr>
+      <w:r>
+        <w:rPr>
+          <w:lang w:val="zh_TW" w:bidi="zh_TW"/>
+        </w:rPr>
+      </w:r>
+      <w:r>
+        <w:rPr>
+          <w:lang w:val="zh_TW" w:bidi="zh_TW"/>
+        </w:rPr>
+        <w:t>耶利米書18:23</w:t>
+      </w:r>
+    </w:p>
+    <w:p>
+      <w:pPr>
+        <w:pStyle w:val="ListBullet"/>
+        <w:spacing w:line="240" w:lineRule="auto"/>
+        <w:ind w:left="720"/>
+      </w:pPr>
+      <w:r>
+        <w:rPr>
+          <w:lang w:val="zh_TW" w:bidi="zh_TW"/>
+        </w:rPr>
+      </w:r>
+      <w:r>
+        <w:rPr>
+          <w:lang w:val="zh_TW" w:bidi="zh_TW"/>
+        </w:rPr>
+        <w:t>利未記4:14</w:t>
+      </w:r>
+    </w:p>
+    <w:p>
+      <w:pPr>
+        <w:pStyle w:val="ListBullet"/>
+        <w:spacing w:line="240" w:lineRule="auto"/>
+        <w:ind w:left="720"/>
+      </w:pPr>
+      <w:r>
+        <w:rPr>
+          <w:lang w:val="zh_TW" w:bidi="zh_TW"/>
+        </w:rPr>
+      </w:r>
+      <w:r>
+        <w:rPr>
+          <w:lang w:val="zh_TW" w:bidi="zh_TW"/>
+        </w:rPr>
+        <w:t>路加福音15:18</w:t>
+      </w:r>
+    </w:p>
+    <w:p>
+      <w:pPr>
+        <w:pStyle w:val="ListBullet"/>
+        <w:spacing w:line="240" w:lineRule="auto"/>
+        <w:ind w:left="720"/>
+      </w:pPr>
+      <w:r>
+        <w:rPr>
+          <w:lang w:val="zh_TW" w:bidi="zh_TW"/>
+        </w:rPr>
+      </w:r>
+      <w:r>
+        <w:rPr>
+          <w:lang w:val="zh_TW" w:bidi="zh_TW"/>
+        </w:rPr>
+        <w:t>馬太福音12:31</w:t>
+      </w:r>
+    </w:p>
+    <w:p>
+      <w:pPr>
+        <w:pStyle w:val="ListBullet"/>
+        <w:spacing w:line="240" w:lineRule="auto"/>
+        <w:ind w:left="720"/>
+      </w:pPr>
+      <w:r>
+        <w:rPr>
+          <w:lang w:val="zh_TW" w:bidi="zh_TW"/>
+        </w:rPr>
+      </w:r>
+      <w:r>
+        <w:rPr>
+          <w:lang w:val="zh_TW" w:bidi="zh_TW"/>
+        </w:rPr>
+        <w:t>羅馬書6:23</w:t>
+      </w:r>
+    </w:p>
+    <w:p>
+      <w:pPr>
+        <w:pStyle w:val="ListBullet"/>
+        <w:spacing w:line="240" w:lineRule="auto"/>
+        <w:ind w:left="720"/>
+      </w:pPr>
+      <w:r>
+        <w:rPr>
+          <w:lang w:val="zh_TW" w:bidi="zh_TW"/>
+        </w:rPr>
+      </w:r>
+      <w:r>
+        <w:rPr>
+          <w:lang w:val="zh_TW" w:bidi="zh_TW"/>
+        </w:rPr>
+        <w:t>羅馬書8:4</w:t>
+      </w:r>
+    </w:p>
+    <w:p>
+      <w:pPr>
+        <w:pStyle w:val="Heading3"/>
+      </w:pPr>
+      <w:r>
+        <w:rPr>
+          <w:lang w:val="zh_TW" w:bidi="zh_TW"/>
+        </w:rPr>
+        <w:t>聖經開卷故事集裡的例子</w:t>
+      </w:r>
+      <w:r>
+        <w:rPr>
+          <w:lang w:val="zh_TW" w:bidi="zh_TW"/>
+        </w:rPr>
+        <w:t>：</w:t>
+      </w:r>
+    </w:p>
+    <w:p>
+      <w:pPr>
+        <w:pStyle w:val="ListBullet"/>
+        <w:spacing w:line="240" w:lineRule="auto"/>
+        <w:ind w:left="720"/>
+      </w:pPr>
+      <w:r>
+        <w:rPr>
+          <w:lang w:val="zh_TW" w:bidi="zh_TW"/>
+        </w:rPr>
+      </w:r>
+      <w:r>
+        <w:rPr>
+          <w:b/>
+          <w:lang w:val="zh_TW" w:bidi="zh_TW"/>
+        </w:rPr>
+        <w:t>3:15</w:t>
+      </w:r>
+      <w:r>
+        <w:rPr>
+          <w:lang w:val="zh_TW" w:bidi="zh_TW"/>
+        </w:rPr>
+        <w:t xml:space="preserve"> </w:t>
+      </w:r>
+      <w:r>
+        <w:rPr>
+          <w:lang w:val="zh_TW" w:bidi="zh_TW"/>
+        </w:rPr>
+        <w:t>神說：「我保證再也不會因為人做的邪惡的事情而咒詛大地，再也不會用洪水毀掉世界，儘管人從小孩子的時候就</w:t>
+      </w:r>
+      <w:r>
+        <w:rPr>
+          <w:b/>
+          <w:lang w:val="zh_TW" w:bidi="zh_TW"/>
+        </w:rPr>
+        <w:t>犯罪</w:t>
+      </w:r>
+      <w:r>
+        <w:rPr>
+          <w:lang w:val="zh_TW" w:bidi="zh_TW"/>
+        </w:rPr>
+        <w:t>。</w:t>
+      </w:r>
+      <w:r>
+        <w:rPr>
+          <w:lang w:val="zh_TW" w:bidi="zh_TW"/>
+        </w:rPr>
+        <w:t>」</w:t>
+      </w:r>
+    </w:p>
+    <w:p>
+      <w:pPr>
+        <w:pStyle w:val="ListBullet"/>
+        <w:spacing w:line="240" w:lineRule="auto"/>
+        <w:ind w:left="720"/>
+      </w:pPr>
+      <w:r>
+        <w:rPr>
+          <w:lang w:val="zh_TW" w:bidi="zh_TW"/>
+        </w:rPr>
+      </w:r>
+      <w:r>
+        <w:rPr>
+          <w:b/>
+          <w:lang w:val="zh_TW" w:bidi="zh_TW"/>
+        </w:rPr>
+        <w:t>13:12</w:t>
+      </w:r>
+      <w:r>
+        <w:rPr>
+          <w:lang w:val="zh_TW" w:bidi="zh_TW"/>
+        </w:rPr>
+        <w:t xml:space="preserve"> </w:t>
+      </w:r>
+      <w:r>
+        <w:rPr>
+          <w:lang w:val="zh_TW" w:bidi="zh_TW"/>
+        </w:rPr>
+        <w:t>神對他們犯的</w:t>
+      </w:r>
+      <w:r>
+        <w:rPr>
+          <w:b/>
+          <w:lang w:val="zh_TW" w:bidi="zh_TW"/>
+        </w:rPr>
+        <w:t>罪</w:t>
+      </w:r>
+      <w:r>
+        <w:rPr>
+          <w:lang w:val="zh_TW" w:bidi="zh_TW"/>
+        </w:rPr>
+        <w:t>非常憤怒，想要除滅他們</w:t>
+      </w:r>
+      <w:r>
+        <w:rPr>
+          <w:lang w:val="zh_TW" w:bidi="zh_TW"/>
+        </w:rPr>
+        <w:t>。</w:t>
+      </w:r>
+    </w:p>
+    <w:p>
+      <w:pPr>
+        <w:pStyle w:val="ListBullet"/>
+        <w:spacing w:line="240" w:lineRule="auto"/>
+        <w:ind w:left="720"/>
+      </w:pPr>
+      <w:r>
+        <w:rPr>
+          <w:lang w:val="zh_TW" w:bidi="zh_TW"/>
+        </w:rPr>
+      </w:r>
+      <w:r>
+        <w:rPr>
+          <w:b/>
+          <w:lang w:val="zh_TW" w:bidi="zh_TW"/>
+        </w:rPr>
+        <w:t>20:1</w:t>
+      </w:r>
+      <w:r>
+        <w:rPr>
+          <w:lang w:val="zh_TW" w:bidi="zh_TW"/>
+        </w:rPr>
+        <w:t xml:space="preserve"> </w:t>
+      </w:r>
+      <w:r>
+        <w:rPr>
+          <w:lang w:val="zh_TW" w:bidi="zh_TW"/>
+        </w:rPr>
+        <w:t>以色列國和猶大國都</w:t>
+      </w:r>
+      <w:r>
+        <w:rPr>
+          <w:b/>
+          <w:lang w:val="zh_TW" w:bidi="zh_TW"/>
+        </w:rPr>
+        <w:t>犯罪</w:t>
+      </w:r>
+      <w:r>
+        <w:rPr>
+          <w:lang w:val="zh_TW" w:bidi="zh_TW"/>
+        </w:rPr>
+        <w:t>得罪了神，他們打破了神在西奈山和他們所立的約</w:t>
+      </w:r>
+      <w:r>
+        <w:rPr>
+          <w:lang w:val="zh_TW" w:bidi="zh_TW"/>
+        </w:rPr>
+        <w:t>。</w:t>
+      </w:r>
+    </w:p>
+    <w:p>
+      <w:pPr>
+        <w:pStyle w:val="ListBullet"/>
+        <w:spacing w:line="240" w:lineRule="auto"/>
+        <w:ind w:left="720"/>
+      </w:pPr>
+      <w:r>
+        <w:rPr>
+          <w:lang w:val="zh_TW" w:bidi="zh_TW"/>
+        </w:rPr>
+      </w:r>
+      <w:r>
+        <w:rPr>
+          <w:b/>
+          <w:lang w:val="zh_TW" w:bidi="zh_TW"/>
+        </w:rPr>
+        <w:t>21:13</w:t>
+      </w:r>
+      <w:r>
+        <w:rPr>
+          <w:lang w:val="zh_TW" w:bidi="zh_TW"/>
+        </w:rPr>
+        <w:t xml:space="preserve"> </w:t>
+      </w:r>
+      <w:r>
+        <w:rPr>
+          <w:lang w:val="zh_TW" w:bidi="zh_TW"/>
+        </w:rPr>
+        <w:t>先知還說彌賽亞是完美無暇的，沒有</w:t>
+      </w:r>
+      <w:r>
+        <w:rPr>
+          <w:b/>
+          <w:lang w:val="zh_TW" w:bidi="zh_TW"/>
+        </w:rPr>
+        <w:t>犯罪</w:t>
+      </w:r>
+      <w:r>
+        <w:rPr>
+          <w:lang w:val="zh_TW" w:bidi="zh_TW"/>
+        </w:rPr>
+        <w:t>，他為其他人的罪而受到懲罰</w:t>
+      </w:r>
+      <w:r>
+        <w:rPr>
+          <w:lang w:val="zh_TW" w:bidi="zh_TW"/>
+        </w:rPr>
+        <w:t>。</w:t>
+      </w:r>
+    </w:p>
+    <w:p>
+      <w:pPr>
+        <w:pStyle w:val="ListBullet"/>
+        <w:spacing w:line="240" w:lineRule="auto"/>
+        <w:ind w:left="720"/>
+      </w:pPr>
+      <w:r>
+        <w:rPr>
+          <w:lang w:val="zh_TW" w:bidi="zh_TW"/>
+        </w:rPr>
+      </w:r>
+      <w:r>
+        <w:rPr>
+          <w:b/>
+          <w:lang w:val="zh_TW" w:bidi="zh_TW"/>
+        </w:rPr>
+        <w:t>35:1</w:t>
+      </w:r>
+      <w:r>
+        <w:rPr>
+          <w:lang w:val="zh_TW" w:bidi="zh_TW"/>
+        </w:rPr>
+        <w:t xml:space="preserve"> </w:t>
+      </w:r>
+      <w:r>
+        <w:rPr>
+          <w:lang w:val="zh_TW" w:bidi="zh_TW"/>
+        </w:rPr>
+        <w:t>有一天，很多稅吏和</w:t>
+      </w:r>
+      <w:r>
+        <w:rPr>
+          <w:b/>
+          <w:lang w:val="zh_TW" w:bidi="zh_TW"/>
+        </w:rPr>
+        <w:t>罪人</w:t>
+      </w:r>
+      <w:r>
+        <w:rPr>
+          <w:lang w:val="zh_TW" w:bidi="zh_TW"/>
+        </w:rPr>
+        <w:t>聚集在一起聽耶穌的教訓</w:t>
+      </w:r>
+      <w:r>
+        <w:rPr>
+          <w:lang w:val="zh_TW" w:bidi="zh_TW"/>
+        </w:rPr>
+        <w:t>。</w:t>
+      </w:r>
+    </w:p>
+    <w:p>
+      <w:pPr>
+        <w:pStyle w:val="ListBullet"/>
+        <w:spacing w:line="240" w:lineRule="auto"/>
+        <w:ind w:left="720"/>
+      </w:pPr>
+      <w:r>
+        <w:rPr>
+          <w:lang w:val="zh_TW" w:bidi="zh_TW"/>
+        </w:rPr>
+      </w:r>
+      <w:r>
+        <w:rPr>
+          <w:b/>
+          <w:lang w:val="zh_TW" w:bidi="zh_TW"/>
+        </w:rPr>
+        <w:t>38:5</w:t>
+      </w:r>
+      <w:r>
+        <w:rPr>
+          <w:lang w:val="zh_TW" w:bidi="zh_TW"/>
+        </w:rPr>
+        <w:t xml:space="preserve"> </w:t>
+      </w:r>
+      <w:r>
+        <w:rPr>
+          <w:lang w:val="zh_TW" w:bidi="zh_TW"/>
+        </w:rPr>
+        <w:t>接著耶穌拿起一個杯子，說：「喝這個。這是我立新約的血，為赦</w:t>
+      </w:r>
+      <w:r>
+        <w:rPr>
+          <w:b/>
+          <w:lang w:val="zh_TW" w:bidi="zh_TW"/>
+        </w:rPr>
+        <w:t>罪</w:t>
+      </w:r>
+      <w:r>
+        <w:rPr>
+          <w:lang w:val="zh_TW" w:bidi="zh_TW"/>
+        </w:rPr>
+        <w:t>所流的。</w:t>
+      </w:r>
+      <w:r>
+        <w:rPr>
+          <w:lang w:val="zh_TW" w:bidi="zh_TW"/>
+        </w:rPr>
+        <w:t>」</w:t>
+      </w:r>
+    </w:p>
+    <w:p>
+      <w:pPr>
+        <w:pStyle w:val="ListBullet"/>
+        <w:spacing w:line="240" w:lineRule="auto"/>
+        <w:ind w:left="720"/>
+      </w:pPr>
+      <w:r>
+        <w:rPr>
+          <w:lang w:val="zh_TW" w:bidi="zh_TW"/>
+        </w:rPr>
+      </w:r>
+      <w:r>
+        <w:rPr>
+          <w:b/>
+          <w:lang w:val="zh_TW" w:bidi="zh_TW"/>
+        </w:rPr>
+        <w:t>43:11</w:t>
+      </w:r>
+      <w:r>
+        <w:rPr>
+          <w:lang w:val="zh_TW" w:bidi="zh_TW"/>
+        </w:rPr>
+        <w:t xml:space="preserve"> </w:t>
+      </w:r>
+      <w:r>
+        <w:rPr>
+          <w:lang w:val="zh_TW" w:bidi="zh_TW"/>
+        </w:rPr>
+        <w:t>彼得回答說：「你們應當悔改，奉耶穌基督的名受洗，叫你們的</w:t>
+      </w:r>
+      <w:r>
+        <w:rPr>
+          <w:b/>
+          <w:lang w:val="zh_TW" w:bidi="zh_TW"/>
+        </w:rPr>
+        <w:t>罪</w:t>
+      </w:r>
+      <w:r>
+        <w:rPr>
+          <w:lang w:val="zh_TW" w:bidi="zh_TW"/>
+        </w:rPr>
+        <w:t>得赦免。</w:t>
+      </w:r>
+      <w:r>
+        <w:rPr>
+          <w:lang w:val="zh_TW" w:bidi="zh_TW"/>
+        </w:rPr>
+        <w:t>」</w:t>
+      </w:r>
+    </w:p>
+    <w:p>
+      <w:pPr>
+        <w:pStyle w:val="ListBullet"/>
+        <w:spacing w:line="240" w:lineRule="auto"/>
+        <w:ind w:left="720"/>
+      </w:pPr>
+      <w:r>
+        <w:rPr>
+          <w:lang w:val="zh_TW" w:bidi="zh_TW"/>
+        </w:rPr>
+      </w:r>
+      <w:r>
+        <w:rPr>
+          <w:b/>
+          <w:lang w:val="zh_TW" w:bidi="zh_TW"/>
+        </w:rPr>
+        <w:t>48:8</w:t>
+      </w:r>
+      <w:r>
+        <w:rPr>
+          <w:lang w:val="zh_TW" w:bidi="zh_TW"/>
+        </w:rPr>
+        <w:t xml:space="preserve"> 我</w:t>
+      </w:r>
+      <w:r>
+        <w:rPr>
+          <w:lang w:val="zh_TW" w:bidi="zh_TW"/>
+        </w:rPr>
+        <w:t>我們因著各自的</w:t>
+      </w:r>
+      <w:r>
+        <w:rPr>
+          <w:b/>
+          <w:lang w:val="zh_TW" w:bidi="zh_TW"/>
+        </w:rPr>
+        <w:t>罪</w:t>
+      </w:r>
+      <w:r>
+        <w:rPr>
+          <w:lang w:val="zh_TW" w:bidi="zh_TW"/>
+        </w:rPr>
+        <w:t>都應當死</w:t>
+      </w:r>
+      <w:r>
+        <w:rPr>
+          <w:lang w:val="zh_TW" w:bidi="zh_TW"/>
+        </w:rPr>
+        <w:t>！</w:t>
+      </w:r>
+    </w:p>
+    <w:p>
+      <w:pPr>
+        <w:pStyle w:val="ListBullet"/>
+        <w:spacing w:line="240" w:lineRule="auto"/>
+        <w:ind w:left="720"/>
+      </w:pPr>
+      <w:r>
+        <w:rPr>
+          <w:lang w:val="zh_TW" w:bidi="zh_TW"/>
+        </w:rPr>
+      </w:r>
+      <w:r>
+        <w:rPr>
+          <w:b/>
+          <w:lang w:val="zh_TW" w:bidi="zh_TW"/>
+        </w:rPr>
+        <w:t>49:17</w:t>
+      </w:r>
+      <w:r>
+        <w:rPr>
+          <w:lang w:val="zh_TW" w:bidi="zh_TW"/>
+        </w:rPr>
+        <w:t xml:space="preserve"> </w:t>
+      </w:r>
+      <w:r>
+        <w:rPr>
+          <w:lang w:val="zh_TW" w:bidi="zh_TW"/>
+        </w:rPr>
+        <w:t>儘管你成了一個基督徒，仍然會受到</w:t>
+      </w:r>
+      <w:r>
+        <w:rPr>
+          <w:b/>
+          <w:lang w:val="zh_TW" w:bidi="zh_TW"/>
+        </w:rPr>
+        <w:t>罪</w:t>
+      </w:r>
+      <w:r>
+        <w:rPr>
+          <w:lang w:val="zh_TW" w:bidi="zh_TW"/>
+        </w:rPr>
+        <w:t>的誘惑，但神是信實的，祂說如果你認自己的</w:t>
+      </w:r>
+      <w:r>
+        <w:rPr>
+          <w:b/>
+          <w:lang w:val="zh_TW" w:bidi="zh_TW"/>
+        </w:rPr>
+        <w:t>罪</w:t>
+      </w:r>
+      <w:r>
+        <w:rPr>
+          <w:lang w:val="zh_TW" w:bidi="zh_TW"/>
+        </w:rPr>
+        <w:t>，祂會赦免你並賜你力量與</w:t>
+      </w:r>
+      <w:r>
+        <w:rPr>
+          <w:b/>
+          <w:lang w:val="zh_TW" w:bidi="zh_TW"/>
+        </w:rPr>
+        <w:t>罪</w:t>
+      </w:r>
+      <w:r>
+        <w:rPr>
+          <w:lang w:val="zh_TW" w:bidi="zh_TW"/>
+        </w:rPr>
+        <w:t>爭戰。</w:t>
+      </w:r>
+    </w:p>
+    <w:p>
+      <w:pPr>
+        <w:pStyle w:val="Heading3"/>
+      </w:pPr>
+      <w:r>
+        <w:rPr>
+          <w:lang w:val="zh_TW" w:bidi="zh_TW"/>
+        </w:rPr>
+        <w:t>原文參照：</w:t>
+      </w:r>
+    </w:p>
+    <w:p>
+      <w:pPr>
+        <w:pStyle w:val="ListBullet"/>
+        <w:spacing w:line="240" w:lineRule="auto"/>
+        <w:ind w:left="720"/>
+      </w:pPr>
+      <w:r>
+        <w:rPr>
+          <w:lang w:val="zh_TW" w:bidi="zh_TW"/>
+        </w:rPr>
+      </w:r>
+      <w:r>
+        <w:rPr>
+          <w:lang w:val="zh_TW" w:bidi="zh_TW"/>
+        </w:rPr>
+        <w:t>史特朗號：H0817，H0819，H2398，H2399，H2400，H2401，H2402，H2403，H2408，H2409，H5771，H6588，H7683，H7686，G02640，G02650，G02660，G02680，G03610，G37810，G39000，G42580</w:t>
+      </w:r>
+      <w:r>
+        <w:rPr>
+          <w:lang w:val="zh_TW" w:bidi="zh_TW"/>
+        </w:rPr>
+      </w:r>
+      <w:r>
+        <w:rPr>
+          <w:lang w:val="zh_TW" w:bidi="zh_TW"/>
+        </w:rPr>
+      </w:r>
+    </w:p>
+    <w:p>
+      <w:pPr/>
+      <w:r>
+        <w:rPr>
+          <w:lang w:val="zh_TW" w:bidi="zh_TW"/>
+        </w:rPr>
+      </w:r>
+    </w:p>
+    <w:p>
+      <w:pPr>
+        <w:pStyle w:val="Heading2"/>
+      </w:pPr>
+      <w:r>
+        <w:rPr>
+          <w:lang w:val="zh_TW" w:bidi="zh_TW"/>
+        </w:rPr>
+        <w:t>罪孽</w:t>
+      </w:r>
+      <w:r>
+        <w:rPr>
+          <w:lang w:val="zh_TW" w:bidi="zh_TW"/>
+        </w:rPr>
+      </w:r>
+    </w:p>
+    <w:p>
+      <w:pPr>
+        <w:pStyle w:val="Heading3"/>
+      </w:pPr>
+      <w:r>
+        <w:rPr>
+          <w:lang w:val="zh_TW" w:bidi="zh_TW"/>
+        </w:rPr>
+        <w:t>定義：</w:t>
+      </w:r>
+    </w:p>
+    <w:p>
+      <w:pPr/>
+      <w:r>
+        <w:rPr>
+          <w:lang w:val="zh_TW" w:bidi="zh_TW"/>
+        </w:rPr>
+      </w:r>
+      <w:r>
+        <w:rPr>
+          <w:lang w:val="zh_TW" w:bidi="zh_TW"/>
+        </w:rPr>
+        <w:t>「罪孽」這個詞與「罪」的意思非常相似，但可能更具體地指向有意識的錯誤行徑或極大的邪惡。</w:t>
+      </w:r>
+    </w:p>
+    <w:p>
+      <w:pPr>
+        <w:pStyle w:val="ListBullet"/>
+        <w:spacing w:line="240" w:lineRule="auto"/>
+        <w:ind w:left="720"/>
+      </w:pPr>
+      <w:r>
+        <w:rPr>
+          <w:lang w:val="zh_TW" w:bidi="zh_TW"/>
+        </w:rPr>
+      </w:r>
+      <w:r>
+        <w:rPr>
+          <w:lang w:val="zh_TW" w:bidi="zh_TW"/>
+        </w:rPr>
+        <w:t>「罪孽」一詞字面意思是扭曲或歪曲（法律）。它指重大的不公義。</w:t>
+      </w:r>
+    </w:p>
+    <w:p>
+      <w:pPr>
+        <w:pStyle w:val="ListBullet"/>
+        <w:spacing w:line="240" w:lineRule="auto"/>
+        <w:ind w:left="720"/>
+      </w:pPr>
+      <w:r>
+        <w:rPr>
+          <w:lang w:val="zh_TW" w:bidi="zh_TW"/>
+        </w:rPr>
+      </w:r>
+      <w:r>
+        <w:rPr>
+          <w:lang w:val="zh_TW" w:bidi="zh_TW"/>
+        </w:rPr>
+        <w:t>罪孽可以描述為故意對他人造成傷害的行為。</w:t>
+      </w:r>
+    </w:p>
+    <w:p>
+      <w:pPr>
+        <w:pStyle w:val="ListBullet"/>
+        <w:spacing w:line="240" w:lineRule="auto"/>
+        <w:ind w:left="720"/>
+      </w:pPr>
+      <w:r>
+        <w:rPr>
+          <w:lang w:val="zh_TW" w:bidi="zh_TW"/>
+        </w:rPr>
+      </w:r>
+      <w:r>
+        <w:rPr>
+          <w:lang w:val="zh_TW" w:bidi="zh_TW"/>
+        </w:rPr>
+        <w:t>對於罪孽的其它定義包括「邪惡」和「墮落」，這兩個詞都描述了可怕的罪惡狀況。</w:t>
+      </w:r>
+    </w:p>
+    <w:p>
+      <w:pPr>
+        <w:pStyle w:val="Heading3"/>
+      </w:pPr>
+      <w:r>
+        <w:rPr>
+          <w:lang w:val="zh_TW" w:bidi="zh_TW"/>
+        </w:rPr>
+        <w:t>翻譯相關建議：</w:t>
+      </w:r>
+    </w:p>
+    <w:p>
+      <w:pPr>
+        <w:pStyle w:val="ListBullet"/>
+        <w:spacing w:line="240" w:lineRule="auto"/>
+        <w:ind w:left="720"/>
+      </w:pPr>
+      <w:r>
+        <w:rPr>
+          <w:lang w:val="zh_TW" w:bidi="zh_TW"/>
+        </w:rPr>
+      </w:r>
+      <w:r>
+        <w:rPr>
+          <w:lang w:val="zh_TW" w:bidi="zh_TW"/>
+        </w:rPr>
+        <w:t>「罪孽」一詞可以翻譯為「邪惡」、「乖僻的行為」或「有害的動作」。</w:t>
+      </w:r>
+    </w:p>
+    <w:p>
+      <w:pPr>
+        <w:pStyle w:val="ListBullet"/>
+        <w:spacing w:line="240" w:lineRule="auto"/>
+        <w:ind w:left="720"/>
+      </w:pPr>
+      <w:r>
+        <w:rPr>
+          <w:lang w:val="zh_TW" w:bidi="zh_TW"/>
+        </w:rPr>
+      </w:r>
+      <w:r>
+        <w:rPr>
+          <w:lang w:val="zh_TW" w:bidi="zh_TW"/>
+        </w:rPr>
+        <w:t>「罪孽」經常與「罪」和「過犯」出現在同一段文字中，因此用不同的詞彙翻譯它們是很重要的。</w:t>
+      </w:r>
+    </w:p>
+    <w:p>
+      <w:pPr/>
+      <w:r>
+        <w:rPr>
+          <w:lang w:val="zh_TW" w:bidi="zh_TW"/>
+        </w:rPr>
+      </w:r>
+      <w:r>
+        <w:rPr>
+          <w:lang w:val="zh_TW" w:bidi="zh_TW"/>
+        </w:rPr>
         <w:t>（另見：</w:t>
       </w:r>
       <w:r>
         <w:rPr>
           <w:lang w:val="zh_TW" w:bidi="zh_TW"/>
         </w:rPr>
-        <w:t>違背</w:t>
-      </w:r>
-      <w:r>
-        <w:rPr>
-          <w:lang w:val="zh_TW" w:bidi="zh_TW"/>
-        </w:rPr>
-        <w:t>、</w:t>
-      </w:r>
-      <w:r>
-        <w:rPr>
-          <w:lang w:val="zh_TW" w:bidi="zh_TW"/>
-        </w:rPr>
-        <w:t>邪惡</w:t>
-      </w:r>
-      <w:r>
-        <w:rPr>
-          <w:lang w:val="zh_TW" w:bidi="zh_TW"/>
-        </w:rPr>
-        <w:t>、</w:t>
-      </w:r>
-      <w:r>
-        <w:rPr>
-          <w:lang w:val="zh_TW" w:bidi="zh_TW"/>
-        </w:rPr>
-        <w:t>肉體</w:t>
-      </w:r>
-      <w:r>
-        <w:rPr>
-          <w:lang w:val="zh_TW" w:bidi="zh_TW"/>
-        </w:rPr>
-        <w:t>、</w:t>
-      </w:r>
-      <w:r>
-        <w:rPr>
-          <w:lang w:val="zh_TW" w:bidi="zh_TW"/>
-        </w:rPr>
-        <w:t>稅吏</w:t>
-      </w:r>
-      <w:r>
-        <w:rPr>
-          <w:lang w:val="zh_TW" w:bidi="zh_TW"/>
-        </w:rPr>
-        <w:t>）</w:t>
-      </w:r>
-    </w:p>
-    <w:p>
-      <w:pPr>
-        <w:pStyle w:val="Heading3"/>
-      </w:pPr>
-      <w:r>
-        <w:rPr>
-          <w:lang w:val="zh_TW" w:bidi="zh_TW"/>
-        </w:rPr>
-        <w:t>參考經文：</w:t>
-      </w:r>
-    </w:p>
-    <w:p>
-      <w:pPr>
-        <w:pStyle w:val="ListBullet"/>
-        <w:spacing w:line="240" w:lineRule="auto"/>
-        <w:ind w:left="720"/>
-      </w:pPr>
-      <w:r>
-        <w:rPr>
-          <w:lang w:val="zh_TW" w:bidi="zh_TW"/>
-        </w:rPr>
-      </w:r>
-      <w:r>
-        <w:rPr>
-          <w:lang w:val="zh_TW" w:bidi="zh_TW"/>
-        </w:rPr>
-        <w:t>歷代志上9:1–3</w:t>
-      </w:r>
-    </w:p>
-    <w:p>
-      <w:pPr>
-        <w:pStyle w:val="ListBullet"/>
-        <w:spacing w:line="240" w:lineRule="auto"/>
-        <w:ind w:left="720"/>
-      </w:pPr>
-      <w:r>
-        <w:rPr>
-          <w:lang w:val="zh_TW" w:bidi="zh_TW"/>
-        </w:rPr>
-      </w:r>
-      <w:r>
-        <w:rPr>
-          <w:lang w:val="zh_TW" w:bidi="zh_TW"/>
-        </w:rPr>
-        <w:t>約翰壹書1:10</w:t>
-      </w:r>
-    </w:p>
-    <w:p>
-      <w:pPr>
-        <w:pStyle w:val="ListBullet"/>
-        <w:spacing w:line="240" w:lineRule="auto"/>
-        <w:ind w:left="720"/>
-      </w:pPr>
-      <w:r>
-        <w:rPr>
-          <w:lang w:val="zh_TW" w:bidi="zh_TW"/>
-        </w:rPr>
-      </w:r>
-      <w:r>
-        <w:rPr>
-          <w:lang w:val="zh_TW" w:bidi="zh_TW"/>
-        </w:rPr>
-        <w:t>約翰壹書2:2</w:t>
-      </w:r>
-    </w:p>
-    <w:p>
-      <w:pPr>
-        <w:pStyle w:val="ListBullet"/>
-        <w:spacing w:line="240" w:lineRule="auto"/>
-        <w:ind w:left="720"/>
-      </w:pPr>
-      <w:r>
-        <w:rPr>
-          <w:lang w:val="zh_TW" w:bidi="zh_TW"/>
-        </w:rPr>
-      </w:r>
-      <w:r>
-        <w:rPr>
-          <w:lang w:val="zh_TW" w:bidi="zh_TW"/>
-        </w:rPr>
-        <w:t>撒母耳記下7:12–14</w:t>
-      </w:r>
-    </w:p>
-    <w:p>
-      <w:pPr>
-        <w:pStyle w:val="ListBullet"/>
-        <w:spacing w:line="240" w:lineRule="auto"/>
-        <w:ind w:left="720"/>
-      </w:pPr>
-      <w:r>
-        <w:rPr>
-          <w:lang w:val="zh_TW" w:bidi="zh_TW"/>
-        </w:rPr>
-      </w:r>
-      <w:r>
-        <w:rPr>
-          <w:lang w:val="zh_TW" w:bidi="zh_TW"/>
-        </w:rPr>
-        <w:t>使徒行傳3:19</w:t>
-      </w:r>
-    </w:p>
-    <w:p>
-      <w:pPr>
-        <w:pStyle w:val="ListBullet"/>
-        <w:spacing w:line="240" w:lineRule="auto"/>
-        <w:ind w:left="720"/>
-      </w:pPr>
-      <w:r>
-        <w:rPr>
-          <w:lang w:val="zh_TW" w:bidi="zh_TW"/>
-        </w:rPr>
-      </w:r>
-      <w:r>
-        <w:rPr>
-          <w:lang w:val="zh_TW" w:bidi="zh_TW"/>
-        </w:rPr>
-        <w:t>但以理書9:24</w:t>
-      </w:r>
-    </w:p>
-    <w:p>
-      <w:pPr>
-        <w:pStyle w:val="ListBullet"/>
-        <w:spacing w:line="240" w:lineRule="auto"/>
-        <w:ind w:left="720"/>
-      </w:pPr>
-      <w:r>
-        <w:rPr>
-          <w:lang w:val="zh_TW" w:bidi="zh_TW"/>
-        </w:rPr>
-      </w:r>
-      <w:r>
-        <w:rPr>
-          <w:lang w:val="zh_TW" w:bidi="zh_TW"/>
-        </w:rPr>
-        <w:t>創世記4:7</w:t>
-      </w:r>
-    </w:p>
-    <w:p>
-      <w:pPr>
-        <w:pStyle w:val="ListBullet"/>
-        <w:spacing w:line="240" w:lineRule="auto"/>
-        <w:ind w:left="720"/>
-      </w:pPr>
-      <w:r>
-        <w:rPr>
-          <w:lang w:val="zh_TW" w:bidi="zh_TW"/>
-        </w:rPr>
-      </w:r>
-      <w:r>
-        <w:rPr>
-          <w:lang w:val="zh_TW" w:bidi="zh_TW"/>
-        </w:rPr>
-        <w:t>希伯來書12:2</w:t>
-      </w:r>
-    </w:p>
-    <w:p>
-      <w:pPr>
-        <w:pStyle w:val="ListBullet"/>
-        <w:spacing w:line="240" w:lineRule="auto"/>
-        <w:ind w:left="720"/>
-      </w:pPr>
-      <w:r>
-        <w:rPr>
-          <w:lang w:val="zh_TW" w:bidi="zh_TW"/>
-        </w:rPr>
-      </w:r>
-      <w:r>
-        <w:rPr>
-          <w:lang w:val="zh_TW" w:bidi="zh_TW"/>
-        </w:rPr>
-        <w:t>以賽亞書53:11</w:t>
-      </w:r>
-    </w:p>
-    <w:p>
-      <w:pPr>
-        <w:pStyle w:val="ListBullet"/>
-        <w:spacing w:line="240" w:lineRule="auto"/>
-        <w:ind w:left="720"/>
-      </w:pPr>
-      <w:r>
-        <w:rPr>
-          <w:lang w:val="zh_TW" w:bidi="zh_TW"/>
-        </w:rPr>
-      </w:r>
-      <w:r>
-        <w:rPr>
-          <w:lang w:val="zh_TW" w:bidi="zh_TW"/>
-        </w:rPr>
-        <w:t>耶利米書18:23</w:t>
-      </w:r>
-    </w:p>
-    <w:p>
-      <w:pPr>
-        <w:pStyle w:val="ListBullet"/>
-        <w:spacing w:line="240" w:lineRule="auto"/>
-        <w:ind w:left="720"/>
-      </w:pPr>
-      <w:r>
-        <w:rPr>
-          <w:lang w:val="zh_TW" w:bidi="zh_TW"/>
-        </w:rPr>
-      </w:r>
-      <w:r>
-        <w:rPr>
-          <w:lang w:val="zh_TW" w:bidi="zh_TW"/>
-        </w:rPr>
-        <w:t>利未記4:14</w:t>
-      </w:r>
-    </w:p>
-    <w:p>
-      <w:pPr>
-        <w:pStyle w:val="ListBullet"/>
-        <w:spacing w:line="240" w:lineRule="auto"/>
-        <w:ind w:left="720"/>
-      </w:pPr>
-      <w:r>
-        <w:rPr>
-          <w:lang w:val="zh_TW" w:bidi="zh_TW"/>
-        </w:rPr>
-      </w:r>
-      <w:r>
-        <w:rPr>
-          <w:lang w:val="zh_TW" w:bidi="zh_TW"/>
-        </w:rPr>
-        <w:t>路加福音15:18</w:t>
-      </w:r>
-    </w:p>
-    <w:p>
-      <w:pPr>
-        <w:pStyle w:val="ListBullet"/>
-        <w:spacing w:line="240" w:lineRule="auto"/>
-        <w:ind w:left="720"/>
-      </w:pPr>
-      <w:r>
-        <w:rPr>
-          <w:lang w:val="zh_TW" w:bidi="zh_TW"/>
-        </w:rPr>
-      </w:r>
-      <w:r>
-        <w:rPr>
-          <w:lang w:val="zh_TW" w:bidi="zh_TW"/>
-        </w:rPr>
-        <w:t>馬太福音12:31</w:t>
-      </w:r>
-    </w:p>
-    <w:p>
-      <w:pPr>
-        <w:pStyle w:val="ListBullet"/>
-        <w:spacing w:line="240" w:lineRule="auto"/>
-        <w:ind w:left="720"/>
-      </w:pPr>
-      <w:r>
-        <w:rPr>
-          <w:lang w:val="zh_TW" w:bidi="zh_TW"/>
-        </w:rPr>
-      </w:r>
-      <w:r>
-        <w:rPr>
-          <w:lang w:val="zh_TW" w:bidi="zh_TW"/>
-        </w:rPr>
-        <w:t>羅馬書6:23</w:t>
-      </w:r>
-    </w:p>
-    <w:p>
-      <w:pPr>
-        <w:pStyle w:val="ListBullet"/>
-        <w:spacing w:line="240" w:lineRule="auto"/>
-        <w:ind w:left="720"/>
-      </w:pPr>
-      <w:r>
-        <w:rPr>
-          <w:lang w:val="zh_TW" w:bidi="zh_TW"/>
-        </w:rPr>
-      </w:r>
-      <w:r>
-        <w:rPr>
-          <w:lang w:val="zh_TW" w:bidi="zh_TW"/>
-        </w:rPr>
-        <w:t>羅馬書8:4</w:t>
-      </w:r>
-    </w:p>
-    <w:p>
-      <w:pPr>
-        <w:pStyle w:val="Heading3"/>
-      </w:pPr>
-      <w:r>
-        <w:rPr>
-          <w:lang w:val="zh_TW" w:bidi="zh_TW"/>
-        </w:rPr>
-        <w:t>聖經開卷故事集裡的例子</w:t>
-      </w:r>
-      <w:r>
-        <w:rPr>
-          <w:lang w:val="zh_TW" w:bidi="zh_TW"/>
-        </w:rPr>
-        <w:t>：</w:t>
-      </w:r>
-    </w:p>
-    <w:p>
-      <w:pPr>
-        <w:pStyle w:val="ListBullet"/>
-        <w:spacing w:line="240" w:lineRule="auto"/>
-        <w:ind w:left="720"/>
-      </w:pPr>
-      <w:r>
-        <w:rPr>
-          <w:lang w:val="zh_TW" w:bidi="zh_TW"/>
-        </w:rPr>
-      </w:r>
-      <w:r>
-        <w:rPr>
-          <w:b/>
-          <w:lang w:val="zh_TW" w:bidi="zh_TW"/>
-        </w:rPr>
-        <w:t>3:15</w:t>
-      </w:r>
-      <w:r>
-        <w:rPr>
-          <w:lang w:val="zh_TW" w:bidi="zh_TW"/>
-        </w:rPr>
-        <w:t xml:space="preserve"> </w:t>
-      </w:r>
-      <w:r>
-        <w:rPr>
-          <w:lang w:val="zh_TW" w:bidi="zh_TW"/>
-        </w:rPr>
-        <w:t>神說：「我保證再也不會因為人做的邪惡的事情而咒詛大地，再也不會用洪水毀掉世界，儘管人從小孩子的時候就</w:t>
-      </w:r>
-      <w:r>
-        <w:rPr>
-          <w:b/>
-          <w:lang w:val="zh_TW" w:bidi="zh_TW"/>
-        </w:rPr>
-        <w:t>犯罪</w:t>
-      </w:r>
-      <w:r>
-        <w:rPr>
-          <w:lang w:val="zh_TW" w:bidi="zh_TW"/>
-        </w:rPr>
-        <w:t>。</w:t>
-      </w:r>
-      <w:r>
-        <w:rPr>
-          <w:lang w:val="zh_TW" w:bidi="zh_TW"/>
-        </w:rPr>
-        <w:t>」</w:t>
-      </w:r>
-    </w:p>
-    <w:p>
-      <w:pPr>
-        <w:pStyle w:val="ListBullet"/>
-        <w:spacing w:line="240" w:lineRule="auto"/>
-        <w:ind w:left="720"/>
-      </w:pPr>
-      <w:r>
-        <w:rPr>
-          <w:lang w:val="zh_TW" w:bidi="zh_TW"/>
-        </w:rPr>
-      </w:r>
-      <w:r>
-        <w:rPr>
-          <w:b/>
-          <w:lang w:val="zh_TW" w:bidi="zh_TW"/>
-        </w:rPr>
-        <w:t>13:12</w:t>
-      </w:r>
-      <w:r>
-        <w:rPr>
-          <w:lang w:val="zh_TW" w:bidi="zh_TW"/>
-        </w:rPr>
-        <w:t xml:space="preserve"> </w:t>
-      </w:r>
-      <w:r>
-        <w:rPr>
-          <w:lang w:val="zh_TW" w:bidi="zh_TW"/>
-        </w:rPr>
-        <w:t>神對他們犯的</w:t>
-      </w:r>
-      <w:r>
-        <w:rPr>
-          <w:b/>
-          <w:lang w:val="zh_TW" w:bidi="zh_TW"/>
-        </w:rPr>
         <w:t>罪</w:t>
       </w:r>
       <w:r>
         <w:rPr>
           <w:lang w:val="zh_TW" w:bidi="zh_TW"/>
         </w:rPr>
-        <w:t>非常憤怒，想要除滅他們</w:t>
-      </w:r>
-      <w:r>
-        <w:rPr>
-          <w:lang w:val="zh_TW" w:bidi="zh_TW"/>
-        </w:rPr>
-        <w:t>。</w:t>
-      </w:r>
-    </w:p>
-    <w:p>
-      <w:pPr>
-        <w:pStyle w:val="ListBullet"/>
-        <w:spacing w:line="240" w:lineRule="auto"/>
-        <w:ind w:left="720"/>
-      </w:pPr>
-      <w:r>
-        <w:rPr>
-          <w:lang w:val="zh_TW" w:bidi="zh_TW"/>
-        </w:rPr>
-      </w:r>
-      <w:r>
-        <w:rPr>
-          <w:b/>
-          <w:lang w:val="zh_TW" w:bidi="zh_TW"/>
-        </w:rPr>
-        <w:t>20:1</w:t>
-      </w:r>
-      <w:r>
-        <w:rPr>
-          <w:lang w:val="zh_TW" w:bidi="zh_TW"/>
-        </w:rPr>
-        <w:t xml:space="preserve"> </w:t>
-      </w:r>
-      <w:r>
-        <w:rPr>
-          <w:lang w:val="zh_TW" w:bidi="zh_TW"/>
-        </w:rPr>
-        <w:t>以色列國和猶大國都</w:t>
-      </w:r>
-      <w:r>
-        <w:rPr>
-          <w:b/>
-          <w:lang w:val="zh_TW" w:bidi="zh_TW"/>
-        </w:rPr>
-        <w:t>犯罪</w:t>
-      </w:r>
-      <w:r>
-        <w:rPr>
-          <w:lang w:val="zh_TW" w:bidi="zh_TW"/>
-        </w:rPr>
-        <w:t>得罪了神，他們打破了神在西奈山和他們所立的約</w:t>
-      </w:r>
-      <w:r>
-        <w:rPr>
-          <w:lang w:val="zh_TW" w:bidi="zh_TW"/>
-        </w:rPr>
-        <w:t>。</w:t>
-      </w:r>
-    </w:p>
-    <w:p>
-      <w:pPr>
-        <w:pStyle w:val="ListBullet"/>
-        <w:spacing w:line="240" w:lineRule="auto"/>
-        <w:ind w:left="720"/>
-      </w:pPr>
-      <w:r>
-        <w:rPr>
-          <w:lang w:val="zh_TW" w:bidi="zh_TW"/>
-        </w:rPr>
-      </w:r>
-      <w:r>
-        <w:rPr>
-          <w:b/>
-          <w:lang w:val="zh_TW" w:bidi="zh_TW"/>
-        </w:rPr>
-        <w:t>21:13</w:t>
-      </w:r>
-      <w:r>
-        <w:rPr>
-          <w:lang w:val="zh_TW" w:bidi="zh_TW"/>
-        </w:rPr>
-        <w:t xml:space="preserve"> </w:t>
-      </w:r>
-      <w:r>
-        <w:rPr>
-          <w:lang w:val="zh_TW" w:bidi="zh_TW"/>
-        </w:rPr>
-        <w:t>先知還說彌賽亞是完美無暇的，沒有</w:t>
-      </w:r>
-      <w:r>
-        <w:rPr>
-          <w:b/>
-          <w:lang w:val="zh_TW" w:bidi="zh_TW"/>
-        </w:rPr>
-        <w:t>犯罪</w:t>
-      </w:r>
-      <w:r>
-        <w:rPr>
-          <w:lang w:val="zh_TW" w:bidi="zh_TW"/>
-        </w:rPr>
-        <w:t>，他為其他人的罪而受到懲罰</w:t>
-      </w:r>
-      <w:r>
-        <w:rPr>
-          <w:lang w:val="zh_TW" w:bidi="zh_TW"/>
-        </w:rPr>
-        <w:t>。</w:t>
-      </w:r>
-    </w:p>
-    <w:p>
-      <w:pPr>
-        <w:pStyle w:val="ListBullet"/>
-        <w:spacing w:line="240" w:lineRule="auto"/>
-        <w:ind w:left="720"/>
-      </w:pPr>
-      <w:r>
-        <w:rPr>
-          <w:lang w:val="zh_TW" w:bidi="zh_TW"/>
-        </w:rPr>
-      </w:r>
-      <w:r>
-        <w:rPr>
-          <w:b/>
-          <w:lang w:val="zh_TW" w:bidi="zh_TW"/>
-        </w:rPr>
-        <w:t>35:1</w:t>
-      </w:r>
-      <w:r>
-        <w:rPr>
-          <w:lang w:val="zh_TW" w:bidi="zh_TW"/>
-        </w:rPr>
-        <w:t xml:space="preserve"> </w:t>
-      </w:r>
-      <w:r>
-        <w:rPr>
-          <w:lang w:val="zh_TW" w:bidi="zh_TW"/>
-        </w:rPr>
-        <w:t>有一天，很多稅吏和</w:t>
-      </w:r>
-      <w:r>
-        <w:rPr>
-          <w:b/>
-          <w:lang w:val="zh_TW" w:bidi="zh_TW"/>
-        </w:rPr>
-        <w:t>罪人</w:t>
-      </w:r>
-      <w:r>
-        <w:rPr>
-          <w:lang w:val="zh_TW" w:bidi="zh_TW"/>
-        </w:rPr>
-        <w:t>聚集在一起聽耶穌的教訓</w:t>
-      </w:r>
-      <w:r>
-        <w:rPr>
-          <w:lang w:val="zh_TW" w:bidi="zh_TW"/>
-        </w:rPr>
-        <w:t>。</w:t>
-      </w:r>
-    </w:p>
-    <w:p>
-      <w:pPr>
-        <w:pStyle w:val="ListBullet"/>
-        <w:spacing w:line="240" w:lineRule="auto"/>
-        <w:ind w:left="720"/>
-      </w:pPr>
-      <w:r>
-        <w:rPr>
-          <w:lang w:val="zh_TW" w:bidi="zh_TW"/>
-        </w:rPr>
-      </w:r>
-      <w:r>
-        <w:rPr>
-          <w:b/>
-          <w:lang w:val="zh_TW" w:bidi="zh_TW"/>
-        </w:rPr>
-        <w:t>38:5</w:t>
-      </w:r>
-      <w:r>
-        <w:rPr>
-          <w:lang w:val="zh_TW" w:bidi="zh_TW"/>
-        </w:rPr>
-        <w:t xml:space="preserve"> </w:t>
-      </w:r>
-      <w:r>
-        <w:rPr>
-          <w:lang w:val="zh_TW" w:bidi="zh_TW"/>
-        </w:rPr>
-        <w:t>接著耶穌拿起一個杯子，說：「喝這個。這是我立新約的血，為赦</w:t>
-      </w:r>
-      <w:r>
-        <w:rPr>
-          <w:b/>
-          <w:lang w:val="zh_TW" w:bidi="zh_TW"/>
-        </w:rPr>
-        <w:t>罪</w:t>
-      </w:r>
-      <w:r>
-        <w:rPr>
-          <w:lang w:val="zh_TW" w:bidi="zh_TW"/>
-        </w:rPr>
-        <w:t>所流的。</w:t>
-      </w:r>
-      <w:r>
-        <w:rPr>
-          <w:lang w:val="zh_TW" w:bidi="zh_TW"/>
-        </w:rPr>
-        <w:t>」</w:t>
-      </w:r>
-    </w:p>
-    <w:p>
-      <w:pPr>
-        <w:pStyle w:val="ListBullet"/>
-        <w:spacing w:line="240" w:lineRule="auto"/>
-        <w:ind w:left="720"/>
-      </w:pPr>
-      <w:r>
-        <w:rPr>
-          <w:lang w:val="zh_TW" w:bidi="zh_TW"/>
-        </w:rPr>
-      </w:r>
-      <w:r>
-        <w:rPr>
-          <w:b/>
-          <w:lang w:val="zh_TW" w:bidi="zh_TW"/>
-        </w:rPr>
-        <w:t>43:11</w:t>
-      </w:r>
-      <w:r>
-        <w:rPr>
-          <w:lang w:val="zh_TW" w:bidi="zh_TW"/>
-        </w:rPr>
-        <w:t xml:space="preserve"> </w:t>
-      </w:r>
-      <w:r>
-        <w:rPr>
-          <w:lang w:val="zh_TW" w:bidi="zh_TW"/>
-        </w:rPr>
-        <w:t>彼得回答說：「你們應當悔改，奉耶穌基督的名受洗，叫你們的</w:t>
-      </w:r>
-      <w:r>
-        <w:rPr>
-          <w:b/>
-          <w:lang w:val="zh_TW" w:bidi="zh_TW"/>
-        </w:rPr>
-        <w:t>罪</w:t>
-      </w:r>
-      <w:r>
-        <w:rPr>
-          <w:lang w:val="zh_TW" w:bidi="zh_TW"/>
-        </w:rPr>
-        <w:t>得赦免。</w:t>
-      </w:r>
-      <w:r>
-        <w:rPr>
-          <w:lang w:val="zh_TW" w:bidi="zh_TW"/>
-        </w:rPr>
-        <w:t>」</w:t>
-      </w:r>
-    </w:p>
-    <w:p>
-      <w:pPr>
-        <w:pStyle w:val="ListBullet"/>
-        <w:spacing w:line="240" w:lineRule="auto"/>
-        <w:ind w:left="720"/>
-      </w:pPr>
-      <w:r>
-        <w:rPr>
-          <w:lang w:val="zh_TW" w:bidi="zh_TW"/>
-        </w:rPr>
-      </w:r>
-      <w:r>
-        <w:rPr>
-          <w:b/>
-          <w:lang w:val="zh_TW" w:bidi="zh_TW"/>
-        </w:rPr>
-        <w:t>48:8</w:t>
-      </w:r>
-      <w:r>
-        <w:rPr>
-          <w:lang w:val="zh_TW" w:bidi="zh_TW"/>
-        </w:rPr>
-        <w:t xml:space="preserve"> 我</w:t>
-      </w:r>
-      <w:r>
-        <w:rPr>
-          <w:lang w:val="zh_TW" w:bidi="zh_TW"/>
-        </w:rPr>
-        <w:t>我們因著各自的</w:t>
-      </w:r>
-      <w:r>
-        <w:rPr>
-          <w:b/>
-          <w:lang w:val="zh_TW" w:bidi="zh_TW"/>
-        </w:rPr>
-        <w:t>罪</w:t>
-      </w:r>
-      <w:r>
-        <w:rPr>
-          <w:lang w:val="zh_TW" w:bidi="zh_TW"/>
-        </w:rPr>
-        <w:t>都應當死</w:t>
-      </w:r>
-      <w:r>
-        <w:rPr>
-          <w:lang w:val="zh_TW" w:bidi="zh_TW"/>
-        </w:rPr>
-        <w:t>！</w:t>
-      </w:r>
-    </w:p>
-    <w:p>
-      <w:pPr>
-        <w:pStyle w:val="ListBullet"/>
-        <w:spacing w:line="240" w:lineRule="auto"/>
-        <w:ind w:left="720"/>
-      </w:pPr>
-      <w:r>
-        <w:rPr>
-          <w:lang w:val="zh_TW" w:bidi="zh_TW"/>
-        </w:rPr>
-      </w:r>
-      <w:r>
-        <w:rPr>
-          <w:b/>
-          <w:lang w:val="zh_TW" w:bidi="zh_TW"/>
-        </w:rPr>
-        <w:t>49:17</w:t>
-      </w:r>
-      <w:r>
-        <w:rPr>
-          <w:lang w:val="zh_TW" w:bidi="zh_TW"/>
-        </w:rPr>
-        <w:t xml:space="preserve"> </w:t>
-      </w:r>
-      <w:r>
-        <w:rPr>
-          <w:lang w:val="zh_TW" w:bidi="zh_TW"/>
-        </w:rPr>
-        <w:t>儘管你成了一個基督徒，仍然會受到</w:t>
-      </w:r>
-      <w:r>
-        <w:rPr>
-          <w:b/>
-          <w:lang w:val="zh_TW" w:bidi="zh_TW"/>
-        </w:rPr>
-        <w:t>罪</w:t>
-      </w:r>
-      <w:r>
-        <w:rPr>
-          <w:lang w:val="zh_TW" w:bidi="zh_TW"/>
-        </w:rPr>
-        <w:t>的誘惑，但神是信實的，祂說如果你認自己的</w:t>
-      </w:r>
-      <w:r>
-        <w:rPr>
-          <w:b/>
-          <w:lang w:val="zh_TW" w:bidi="zh_TW"/>
-        </w:rPr>
-        <w:t>罪</w:t>
-      </w:r>
-      <w:r>
-        <w:rPr>
-          <w:lang w:val="zh_TW" w:bidi="zh_TW"/>
-        </w:rPr>
-        <w:t>，祂會赦免你並賜你力量與</w:t>
-      </w:r>
-      <w:r>
-        <w:rPr>
-          <w:b/>
-          <w:lang w:val="zh_TW" w:bidi="zh_TW"/>
-        </w:rPr>
-        <w:t>罪</w:t>
-      </w:r>
-      <w:r>
-        <w:rPr>
-          <w:lang w:val="zh_TW" w:bidi="zh_TW"/>
-        </w:rPr>
-        <w:t>爭戰。</w:t>
-      </w:r>
-    </w:p>
-    <w:p>
-      <w:pPr>
-        <w:pStyle w:val="Heading3"/>
-      </w:pPr>
-      <w:r>
-        <w:rPr>
-          <w:lang w:val="zh_TW" w:bidi="zh_TW"/>
-        </w:rPr>
-        <w:t>原文參照：</w:t>
-      </w:r>
-    </w:p>
-    <w:p>
-      <w:pPr>
-        <w:pStyle w:val="ListBullet"/>
-        <w:spacing w:line="240" w:lineRule="auto"/>
-        <w:ind w:left="720"/>
-      </w:pPr>
-      <w:r>
-        <w:rPr>
-          <w:lang w:val="zh_TW" w:bidi="zh_TW"/>
-        </w:rPr>
-      </w:r>
-      <w:r>
-        <w:rPr>
-          <w:lang w:val="zh_TW" w:bidi="zh_TW"/>
-        </w:rPr>
-        <w:t>史特朗號：H0817，H0819，H2398，H2399，H2400，H2401，H2402，H2403，H2408，H2409，H5771，H6588，H7683，H7686，G02640，G02650，G02660，G02680，G03610，G37810，G39000，G42580</w:t>
-      </w:r>
-      <w:r>
-        <w:rPr>
-          <w:lang w:val="zh_TW" w:bidi="zh_TW"/>
-        </w:rPr>
-      </w:r>
-      <w:r>
-        <w:rPr>
-          <w:lang w:val="zh_TW" w:bidi="zh_TW"/>
-        </w:rPr>
-      </w:r>
-    </w:p>
-    <w:p>
-      <w:pPr/>
-      <w:r>
-        <w:rPr>
-          <w:lang w:val="zh_TW" w:bidi="zh_TW"/>
-        </w:rPr>
-      </w:r>
-    </w:p>
-    <w:p>
-      <w:pPr>
-        <w:pStyle w:val="Heading2"/>
-      </w:pPr>
-      <w:r>
-        <w:rPr>
-          <w:lang w:val="zh_TW" w:bidi="zh_TW"/>
-        </w:rPr>
-        <w:t>罪孽</w:t>
-      </w:r>
-      <w:r>
-        <w:rPr>
-          <w:lang w:val="zh_TW" w:bidi="zh_TW"/>
-        </w:rPr>
-      </w:r>
-    </w:p>
-    <w:p>
-      <w:pPr>
-        <w:pStyle w:val="Heading3"/>
-      </w:pPr>
-      <w:r>
-        <w:rPr>
-          <w:lang w:val="zh_TW" w:bidi="zh_TW"/>
-        </w:rPr>
-        <w:t>定義：</w:t>
-      </w:r>
-    </w:p>
-    <w:p>
-      <w:pPr/>
-      <w:r>
-        <w:rPr>
-          <w:lang w:val="zh_TW" w:bidi="zh_TW"/>
-        </w:rPr>
-      </w:r>
-      <w:r>
-        <w:rPr>
-          <w:lang w:val="zh_TW" w:bidi="zh_TW"/>
-        </w:rPr>
-        <w:t>「罪孽」這個詞與「罪」的意思非常相似，但可能更具體地指向有意識的錯誤行徑或極大的邪惡。</w:t>
-      </w:r>
-    </w:p>
-    <w:p>
-      <w:pPr>
-        <w:pStyle w:val="ListBullet"/>
-        <w:spacing w:line="240" w:lineRule="auto"/>
-        <w:ind w:left="720"/>
-      </w:pPr>
-      <w:r>
-        <w:rPr>
-          <w:lang w:val="zh_TW" w:bidi="zh_TW"/>
-        </w:rPr>
-      </w:r>
-      <w:r>
-        <w:rPr>
-          <w:lang w:val="zh_TW" w:bidi="zh_TW"/>
-        </w:rPr>
-        <w:t>「罪孽」一詞字面意思是扭曲或歪曲（法律）。它指重大的不公義。</w:t>
-      </w:r>
-    </w:p>
-    <w:p>
-      <w:pPr>
-        <w:pStyle w:val="ListBullet"/>
-        <w:spacing w:line="240" w:lineRule="auto"/>
-        <w:ind w:left="720"/>
-      </w:pPr>
-      <w:r>
-        <w:rPr>
-          <w:lang w:val="zh_TW" w:bidi="zh_TW"/>
-        </w:rPr>
-      </w:r>
-      <w:r>
-        <w:rPr>
-          <w:lang w:val="zh_TW" w:bidi="zh_TW"/>
-        </w:rPr>
-        <w:t>罪孽可以描述為故意對他人造成傷害的行為。</w:t>
-      </w:r>
-    </w:p>
-    <w:p>
-      <w:pPr>
-        <w:pStyle w:val="ListBullet"/>
-        <w:spacing w:line="240" w:lineRule="auto"/>
-        <w:ind w:left="720"/>
-      </w:pPr>
-      <w:r>
-        <w:rPr>
-          <w:lang w:val="zh_TW" w:bidi="zh_TW"/>
-        </w:rPr>
-      </w:r>
-      <w:r>
-        <w:rPr>
-          <w:lang w:val="zh_TW" w:bidi="zh_TW"/>
-        </w:rPr>
-        <w:t>對於罪孽的其它定義包括「邪惡」和「墮落」，這兩個詞都描述了可怕的罪惡狀況。</w:t>
-      </w:r>
-    </w:p>
-    <w:p>
-      <w:pPr>
-        <w:pStyle w:val="Heading3"/>
-      </w:pPr>
-      <w:r>
-        <w:rPr>
-          <w:lang w:val="zh_TW" w:bidi="zh_TW"/>
-        </w:rPr>
-        <w:t>翻譯相關建議：</w:t>
-      </w:r>
-    </w:p>
-    <w:p>
-      <w:pPr>
-        <w:pStyle w:val="ListBullet"/>
-        <w:spacing w:line="240" w:lineRule="auto"/>
-        <w:ind w:left="720"/>
-      </w:pPr>
-      <w:r>
-        <w:rPr>
-          <w:lang w:val="zh_TW" w:bidi="zh_TW"/>
-        </w:rPr>
-      </w:r>
-      <w:r>
-        <w:rPr>
-          <w:lang w:val="zh_TW" w:bidi="zh_TW"/>
-        </w:rPr>
-        <w:t>「罪孽」一詞可以翻譯為「邪惡」、「乖僻的行為」或「有害的動作」。</w:t>
-      </w:r>
-    </w:p>
-    <w:p>
-      <w:pPr>
-        <w:pStyle w:val="ListBullet"/>
-        <w:spacing w:line="240" w:lineRule="auto"/>
-        <w:ind w:left="720"/>
-      </w:pPr>
-      <w:r>
-        <w:rPr>
-          <w:lang w:val="zh_TW" w:bidi="zh_TW"/>
-        </w:rPr>
-      </w:r>
-      <w:r>
-        <w:rPr>
-          <w:lang w:val="zh_TW" w:bidi="zh_TW"/>
-        </w:rPr>
-        <w:t>「罪孽」經常與「罪」和「過犯」出現在同一段文字中，因此用不同的詞彙翻譯它們是很重要的。</w:t>
-      </w:r>
-    </w:p>
-    <w:p>
-      <w:pPr/>
-      <w:r>
-        <w:rPr>
-          <w:lang w:val="zh_TW" w:bidi="zh_TW"/>
-        </w:rPr>
-      </w:r>
-      <w:r>
-        <w:rPr>
-          <w:lang w:val="zh_TW" w:bidi="zh_TW"/>
-        </w:rPr>
-        <w:t>（另見：</w:t>
-      </w:r>
-      <w:r>
-        <w:rPr>
-          <w:lang w:val="zh_TW" w:bidi="zh_TW"/>
-        </w:rPr>
-        <w:t>罪</w:t>
-      </w:r>
-      <w:r>
-        <w:rPr>
-          <w:lang w:val="zh_TW" w:bidi="zh_TW"/>
-        </w:rPr>
-        <w:t>、</w:t>
-      </w:r>
-      <w:r>
-        <w:rPr>
-          <w:lang w:val="zh_TW" w:bidi="zh_TW"/>
-        </w:rPr>
-        <w:t>違背</w:t>
-      </w:r>
-      <w:r>
-        <w:rPr>
-          <w:lang w:val="zh_TW" w:bidi="zh_TW"/>
-        </w:rPr>
-        <w:t>、</w:t>
+        <w:t>、違背、</w:t>
       </w:r>
       <w:r>
         <w:rPr>
